--- a/fixtures/templates/sample.docx
+++ b/fixtures/templates/sample.docx
@@ -2,422 +2,1049 @@
 <file path=word/document.xml><?xml version="1.0" encoding="utf-8"?>
 <w:document xmlns:wpc="http://schemas.microsoft.com/office/word/2010/wordprocessingCanvas" xmlns:cx="http://schemas.microsoft.com/office/drawing/2014/chartex" xmlns:cx1="http://schemas.microsoft.com/office/drawing/2015/9/8/chartex" xmlns:cx2="http://schemas.microsoft.com/office/drawing/2015/10/21/chartex" xmlns:cx3="http://schemas.microsoft.com/office/drawing/2016/5/9/chartex" xmlns:cx4="http://schemas.microsoft.com/office/drawing/2016/5/10/chartex" xmlns:cx5="http://schemas.microsoft.com/office/drawing/2016/5/11/chartex" xmlns:cx6="http://schemas.microsoft.com/office/drawing/2016/5/12/chartex" xmlns:cx7="http://schemas.microsoft.com/office/drawing/2016/5/13/chartex" xmlns:cx8="http://schemas.microsoft.com/office/drawing/2016/5/14/chartex" xmlns:mc="http://schemas.openxmlformats.org/markup-compatibility/2006" xmlns:aink="http://schemas.microsoft.com/office/drawing/2016/ink" xmlns:am3d="http://schemas.microsoft.com/office/drawing/2017/model3d" xmlns:o="urn:schemas-microsoft-com:office:office" xmlns:oel="http://schemas.microsoft.com/office/2019/extlst" xmlns:r="http://schemas.openxmlformats.org/officeDocument/2006/relationships" xmlns:m="http://schemas.openxmlformats.org/officeDocument/2006/math" xmlns:v="urn:schemas-microsoft-com:vml" xmlns:wp14="http://schemas.microsoft.com/office/word/2010/wordprocessingDrawing" xmlns:wp="http://schemas.openxmlformats.org/drawingml/2006/wordprocessingDrawing" xmlns:w10="urn:schemas-microsoft-com:office:word" xmlns:w="http://schemas.openxmlformats.org/wordprocessingml/2006/main" xmlns:w14="http://schemas.microsoft.com/office/word/2010/wordml" xmlns:w15="http://schemas.microsoft.com/office/word/2012/wordml" xmlns:w16cex="http://schemas.microsoft.com/office/word/2018/wordml/cex" xmlns:w16cid="http://schemas.microsoft.com/office/word/2016/wordml/cid" xmlns:w16="http://schemas.microsoft.com/office/word/2018/wordml" xmlns:w16sdtdh="http://schemas.microsoft.com/office/word/2020/wordml/sdtdatahash" xmlns:w16se="http://schemas.microsoft.com/office/word/2015/wordml/symex" xmlns:wpg="http://schemas.microsoft.com/office/word/2010/wordprocessingGroup" xmlns:wpi="http://schemas.microsoft.com/office/word/2010/wordprocessingInk" xmlns:wne="http://schemas.microsoft.com/office/word/2006/wordml" xmlns:wps="http://schemas.microsoft.com/office/word/2010/wordprocessingShape" mc:Ignorable="w14 w15 w16se w16cid w16 w16cex w16sdtdh wp14">
   <w:body>
+    <w:p>
+      <w:pPr>
+        <w:spacing w:beforeLines="50" w:before="163"/>
+        <w:ind w:firstLineChars="0" w:firstLine="0"/>
+        <w:jc w:val="center"/>
+        <w:rPr>
+          <w:b/>
+          <w:bCs w:val="0"/>
+          <w:sz w:val="40"/>
+          <w:szCs w:val="40"/>
+        </w:rPr>
+      </w:pPr>
+      <w:r>
+        <w:rPr>
+          <w:rFonts w:hint="eastAsia"/>
+          <w:b/>
+          <w:bCs w:val="0"/>
+          <w:sz w:val="40"/>
+          <w:szCs w:val="40"/>
+        </w:rPr>
+        <w:t>个人简历</w:t>
+      </w:r>
+    </w:p>
     <w:tbl>
       <w:tblPr>
-        <w:tblStyle w:val="ae"/>
-        <w:tblW w:w="0" w:type="auto"/>
+        <w:tblStyle w:val="a9"/>
+        <w:tblpPr w:leftFromText="180" w:rightFromText="180" w:vertAnchor="text" w:tblpXSpec="center" w:tblpY="1"/>
+        <w:tblOverlap w:val="never"/>
+        <w:tblW w:w="10768" w:type="dxa"/>
+        <w:tblBorders>
+          <w:top w:val="single" w:sz="12" w:space="0" w:color="auto"/>
+          <w:left w:val="single" w:sz="12" w:space="0" w:color="auto"/>
+          <w:bottom w:val="single" w:sz="12" w:space="0" w:color="auto"/>
+          <w:right w:val="single" w:sz="12" w:space="0" w:color="auto"/>
+        </w:tblBorders>
         <w:tblLook w:val="04A0" w:firstRow="1" w:lastRow="0" w:firstColumn="1" w:lastColumn="0" w:noHBand="0" w:noVBand="1"/>
       </w:tblPr>
       <w:tblGrid>
-        <w:gridCol w:w="2765"/>
-        <w:gridCol w:w="2765"/>
-        <w:gridCol w:w="2766"/>
+        <w:gridCol w:w="1402"/>
+        <w:gridCol w:w="1801"/>
+        <w:gridCol w:w="478"/>
+        <w:gridCol w:w="909"/>
+        <w:gridCol w:w="1429"/>
+        <w:gridCol w:w="1365"/>
+        <w:gridCol w:w="1429"/>
+        <w:gridCol w:w="103"/>
+        <w:gridCol w:w="1852"/>
       </w:tblGrid>
       <w:tr>
-        <w:tc>
-          <w:tcPr>
-            <w:tcW w:w="2765" w:type="dxa"/>
-          </w:tcPr>
-          <w:p>
-            <w:pPr>
+        <w:trPr>
+          <w:trHeight w:val="737"/>
+        </w:trPr>
+        <w:tc>
+          <w:tcPr>
+            <w:tcW w:w="1402" w:type="dxa"/>
+            <w:vAlign w:val="center"/>
+          </w:tcPr>
+          <w:p>
+            <w:pPr>
+              <w:spacing w:line="240" w:lineRule="auto"/>
+              <w:ind w:firstLineChars="0" w:firstLine="0"/>
+              <w:jc w:val="center"/>
+              <w:rPr>
+                <w:sz w:val="28"/>
+                <w:szCs w:val="28"/>
+              </w:rPr>
+            </w:pPr>
+            <w:r>
               <w:rPr>
                 <w:rFonts w:hint="eastAsia"/>
-              </w:rPr>
-            </w:pPr>
+                <w:sz w:val="28"/>
+                <w:szCs w:val="28"/>
+              </w:rPr>
+              <w:t>姓</w:t>
+            </w:r>
             <w:r>
               <w:rPr>
                 <w:rFonts w:hint="eastAsia"/>
-              </w:rPr>
-              <w:t>姓名</w:t>
-            </w:r>
-          </w:p>
-        </w:tc>
-        <w:tc>
-          <w:tcPr>
-            <w:tcW w:w="2765" w:type="dxa"/>
-          </w:tcPr>
-          <w:p>
-            <w:pPr>
+                <w:sz w:val="28"/>
+                <w:szCs w:val="28"/>
+              </w:rPr>
+              <w:t xml:space="preserve"> </w:t>
+            </w:r>
+            <w:r>
+              <w:rPr>
+                <w:sz w:val="28"/>
+                <w:szCs w:val="28"/>
+              </w:rPr>
+              <w:t xml:space="preserve">   </w:t>
+            </w:r>
+            <w:r>
               <w:rPr>
                 <w:rFonts w:hint="eastAsia"/>
-              </w:rPr>
-            </w:pPr>
-          </w:p>
-        </w:tc>
-        <w:tc>
-          <w:tcPr>
-            <w:tcW w:w="2766" w:type="dxa"/>
-          </w:tcPr>
-          <w:p>
-            <w:pPr>
+                <w:sz w:val="28"/>
+                <w:szCs w:val="28"/>
+              </w:rPr>
+              <w:t>名</w:t>
+            </w:r>
+          </w:p>
+        </w:tc>
+        <w:tc>
+          <w:tcPr>
+            <w:tcW w:w="1801" w:type="dxa"/>
+            <w:vAlign w:val="center"/>
+          </w:tcPr>
+          <w:p>
+            <w:pPr>
+              <w:spacing w:line="240" w:lineRule="auto"/>
+              <w:ind w:firstLineChars="0" w:firstLine="0"/>
+              <w:jc w:val="center"/>
+              <w:rPr>
+                <w:sz w:val="28"/>
+                <w:szCs w:val="28"/>
+              </w:rPr>
+            </w:pPr>
+          </w:p>
+        </w:tc>
+        <w:tc>
+          <w:tcPr>
+            <w:tcW w:w="1387" w:type="dxa"/>
+            <w:gridSpan w:val="2"/>
+            <w:vAlign w:val="center"/>
+          </w:tcPr>
+          <w:p>
+            <w:pPr>
+              <w:spacing w:line="240" w:lineRule="auto"/>
+              <w:ind w:firstLineChars="0" w:firstLine="0"/>
+              <w:jc w:val="center"/>
+              <w:rPr>
+                <w:sz w:val="28"/>
+                <w:szCs w:val="28"/>
+              </w:rPr>
+            </w:pPr>
+            <w:r>
               <w:rPr>
                 <w:rFonts w:hint="eastAsia"/>
+                <w:sz w:val="28"/>
+                <w:szCs w:val="28"/>
+              </w:rPr>
+              <w:t>性</w:t>
+            </w:r>
+            <w:r>
+              <w:rPr>
+                <w:rFonts w:hint="eastAsia"/>
+                <w:sz w:val="28"/>
+                <w:szCs w:val="28"/>
+              </w:rPr>
+              <w:t xml:space="preserve"> </w:t>
+            </w:r>
+            <w:r>
+              <w:rPr>
+                <w:sz w:val="28"/>
+                <w:szCs w:val="28"/>
+              </w:rPr>
+              <w:t xml:space="preserve">   </w:t>
+            </w:r>
+            <w:r>
+              <w:rPr>
+                <w:rFonts w:hint="eastAsia"/>
+                <w:sz w:val="28"/>
+                <w:szCs w:val="28"/>
+              </w:rPr>
+              <w:t>别</w:t>
+            </w:r>
+          </w:p>
+        </w:tc>
+        <w:tc>
+          <w:tcPr>
+            <w:tcW w:w="1429" w:type="dxa"/>
+            <w:vAlign w:val="center"/>
+          </w:tcPr>
+          <w:p>
+            <w:pPr>
+              <w:spacing w:line="240" w:lineRule="auto"/>
+              <w:ind w:firstLineChars="0" w:firstLine="0"/>
+              <w:jc w:val="center"/>
+              <w:rPr>
+                <w:sz w:val="28"/>
+                <w:szCs w:val="28"/>
+              </w:rPr>
+            </w:pPr>
+          </w:p>
+        </w:tc>
+        <w:tc>
+          <w:tcPr>
+            <w:tcW w:w="1365" w:type="dxa"/>
+            <w:vAlign w:val="center"/>
+          </w:tcPr>
+          <w:p>
+            <w:pPr>
+              <w:spacing w:line="240" w:lineRule="auto"/>
+              <w:ind w:firstLineChars="0" w:firstLine="0"/>
+              <w:jc w:val="center"/>
+              <w:rPr>
+                <w:sz w:val="28"/>
+                <w:szCs w:val="28"/>
+              </w:rPr>
+            </w:pPr>
+            <w:r>
+              <w:rPr>
+                <w:rFonts w:hint="eastAsia"/>
+                <w:sz w:val="28"/>
+                <w:szCs w:val="28"/>
+              </w:rPr>
+              <w:t>籍</w:t>
+            </w:r>
+            <w:r>
+              <w:rPr>
+                <w:rFonts w:hint="eastAsia"/>
+                <w:sz w:val="28"/>
+                <w:szCs w:val="28"/>
+              </w:rPr>
+              <w:t xml:space="preserve"> </w:t>
+            </w:r>
+            <w:r>
+              <w:rPr>
+                <w:sz w:val="28"/>
+                <w:szCs w:val="28"/>
+              </w:rPr>
+              <w:t xml:space="preserve">   </w:t>
+            </w:r>
+            <w:r>
+              <w:rPr>
+                <w:rFonts w:hint="eastAsia"/>
+                <w:sz w:val="28"/>
+                <w:szCs w:val="28"/>
+              </w:rPr>
+              <w:t>贯</w:t>
+            </w:r>
+          </w:p>
+        </w:tc>
+        <w:tc>
+          <w:tcPr>
+            <w:tcW w:w="1429" w:type="dxa"/>
+            <w:vAlign w:val="center"/>
+          </w:tcPr>
+          <w:p>
+            <w:pPr>
+              <w:spacing w:line="240" w:lineRule="auto"/>
+              <w:ind w:firstLineChars="0" w:firstLine="0"/>
+              <w:jc w:val="center"/>
+              <w:rPr>
+                <w:sz w:val="28"/>
+                <w:szCs w:val="28"/>
+              </w:rPr>
+            </w:pPr>
+          </w:p>
+        </w:tc>
+        <w:tc>
+          <w:tcPr>
+            <w:tcW w:w="1955" w:type="dxa"/>
+            <w:gridSpan w:val="2"/>
+            <w:vMerge w:val="restart"/>
+            <w:vAlign w:val="center"/>
+          </w:tcPr>
+          <w:p>
+            <w:pPr>
+              <w:ind w:firstLineChars="0" w:firstLine="0"/>
+              <w:jc w:val="center"/>
+              <w:rPr>
+                <w:sz w:val="28"/>
+                <w:szCs w:val="28"/>
               </w:rPr>
             </w:pPr>
           </w:p>
         </w:tc>
       </w:tr>
       <w:tr>
-        <w:tc>
-          <w:tcPr>
-            <w:tcW w:w="2765" w:type="dxa"/>
-          </w:tcPr>
-          <w:p>
-            <w:pPr>
+        <w:trPr>
+          <w:trHeight w:val="737"/>
+        </w:trPr>
+        <w:tc>
+          <w:tcPr>
+            <w:tcW w:w="1402" w:type="dxa"/>
+            <w:vAlign w:val="center"/>
+          </w:tcPr>
+          <w:p>
+            <w:pPr>
+              <w:spacing w:line="240" w:lineRule="auto"/>
+              <w:ind w:firstLineChars="0" w:firstLine="0"/>
+              <w:jc w:val="center"/>
+              <w:rPr>
+                <w:sz w:val="28"/>
+                <w:szCs w:val="28"/>
+              </w:rPr>
+            </w:pPr>
+            <w:r>
               <w:rPr>
                 <w:rFonts w:hint="eastAsia"/>
+                <w:sz w:val="28"/>
+                <w:szCs w:val="28"/>
+              </w:rPr>
+              <w:t>出生年月</w:t>
+            </w:r>
+          </w:p>
+        </w:tc>
+        <w:tc>
+          <w:tcPr>
+            <w:tcW w:w="1801" w:type="dxa"/>
+            <w:vAlign w:val="center"/>
+          </w:tcPr>
+          <w:p>
+            <w:pPr>
+              <w:spacing w:line="240" w:lineRule="auto"/>
+              <w:ind w:firstLineChars="0" w:firstLine="0"/>
+              <w:jc w:val="center"/>
+              <w:rPr>
+                <w:sz w:val="28"/>
+                <w:szCs w:val="28"/>
+              </w:rPr>
+            </w:pPr>
+          </w:p>
+        </w:tc>
+        <w:tc>
+          <w:tcPr>
+            <w:tcW w:w="1387" w:type="dxa"/>
+            <w:gridSpan w:val="2"/>
+            <w:vAlign w:val="center"/>
+          </w:tcPr>
+          <w:p>
+            <w:pPr>
+              <w:spacing w:line="240" w:lineRule="auto"/>
+              <w:ind w:firstLineChars="0" w:firstLine="0"/>
+              <w:jc w:val="center"/>
+              <w:rPr>
+                <w:sz w:val="28"/>
+                <w:szCs w:val="28"/>
               </w:rPr>
             </w:pPr>
             <w:r>
               <w:rPr>
                 <w:rFonts w:hint="eastAsia"/>
-              </w:rPr>
-              <w:t>年龄</w:t>
-            </w:r>
-          </w:p>
-        </w:tc>
-        <w:tc>
-          <w:tcPr>
-            <w:tcW w:w="2765" w:type="dxa"/>
-          </w:tcPr>
-          <w:p>
-            <w:pPr>
-              <w:rPr>
-                <w:rFonts w:hint="eastAsia"/>
-              </w:rPr>
-            </w:pPr>
-          </w:p>
-        </w:tc>
-        <w:tc>
-          <w:tcPr>
-            <w:tcW w:w="2766" w:type="dxa"/>
-          </w:tcPr>
-          <w:p>
-            <w:pPr>
-              <w:rPr>
-                <w:rFonts w:hint="eastAsia"/>
+                <w:sz w:val="28"/>
+                <w:szCs w:val="28"/>
+              </w:rPr>
+              <w:t>入党时间</w:t>
+            </w:r>
+          </w:p>
+        </w:tc>
+        <w:tc>
+          <w:tcPr>
+            <w:tcW w:w="4223" w:type="dxa"/>
+            <w:gridSpan w:val="3"/>
+            <w:vAlign w:val="center"/>
+          </w:tcPr>
+          <w:p>
+            <w:pPr>
+              <w:spacing w:line="240" w:lineRule="auto"/>
+              <w:ind w:firstLineChars="0" w:firstLine="0"/>
+              <w:jc w:val="center"/>
+              <w:rPr>
+                <w:sz w:val="28"/>
+                <w:szCs w:val="28"/>
+              </w:rPr>
+            </w:pPr>
+          </w:p>
+        </w:tc>
+        <w:tc>
+          <w:tcPr>
+            <w:tcW w:w="1955" w:type="dxa"/>
+            <w:gridSpan w:val="2"/>
+            <w:vMerge/>
+            <w:vAlign w:val="center"/>
+          </w:tcPr>
+          <w:p>
+            <w:pPr>
+              <w:ind w:firstLineChars="0" w:firstLine="0"/>
+              <w:jc w:val="center"/>
+              <w:rPr>
+                <w:sz w:val="28"/>
+                <w:szCs w:val="28"/>
               </w:rPr>
             </w:pPr>
           </w:p>
         </w:tc>
       </w:tr>
       <w:tr>
-        <w:tc>
-          <w:tcPr>
-            <w:tcW w:w="2765" w:type="dxa"/>
-          </w:tcPr>
-          <w:p>
-            <w:pPr>
+        <w:trPr>
+          <w:trHeight w:val="737"/>
+        </w:trPr>
+        <w:tc>
+          <w:tcPr>
+            <w:tcW w:w="1402" w:type="dxa"/>
+            <w:vAlign w:val="center"/>
+          </w:tcPr>
+          <w:p>
+            <w:pPr>
+              <w:spacing w:line="240" w:lineRule="auto"/>
+              <w:ind w:firstLineChars="0" w:firstLine="0"/>
+              <w:jc w:val="center"/>
+              <w:rPr>
+                <w:sz w:val="28"/>
+                <w:szCs w:val="28"/>
+              </w:rPr>
+            </w:pPr>
+            <w:r>
               <w:rPr>
                 <w:rFonts w:hint="eastAsia"/>
-              </w:rPr>
-            </w:pPr>
-            <w:r>
-              <w:rPr>
-                <w:rFonts w:hint="eastAsia"/>
-              </w:rPr>
-              <w:t>日期</w:t>
-            </w:r>
-          </w:p>
-        </w:tc>
-        <w:tc>
-          <w:tcPr>
-            <w:tcW w:w="2765" w:type="dxa"/>
-          </w:tcPr>
-          <w:p>
-            <w:pPr>
-              <w:rPr>
-                <w:rFonts w:hint="eastAsia"/>
-              </w:rPr>
-            </w:pPr>
-          </w:p>
-        </w:tc>
-        <w:tc>
-          <w:tcPr>
-            <w:tcW w:w="2766" w:type="dxa"/>
-          </w:tcPr>
-          <w:p>
-            <w:pPr>
-              <w:rPr>
-                <w:rFonts w:hint="eastAsia"/>
+                <w:sz w:val="28"/>
+                <w:szCs w:val="28"/>
+              </w:rPr>
+              <w:t>工作单位</w:t>
+            </w:r>
+          </w:p>
+        </w:tc>
+        <w:tc>
+          <w:tcPr>
+            <w:tcW w:w="7411" w:type="dxa"/>
+            <w:gridSpan w:val="6"/>
+            <w:vAlign w:val="center"/>
+          </w:tcPr>
+          <w:p>
+            <w:pPr>
+              <w:spacing w:line="240" w:lineRule="auto"/>
+              <w:ind w:firstLineChars="0" w:firstLine="0"/>
+              <w:jc w:val="center"/>
+              <w:rPr>
+                <w:sz w:val="28"/>
+                <w:szCs w:val="28"/>
+              </w:rPr>
+            </w:pPr>
+          </w:p>
+        </w:tc>
+        <w:tc>
+          <w:tcPr>
+            <w:tcW w:w="1955" w:type="dxa"/>
+            <w:gridSpan w:val="2"/>
+            <w:vMerge/>
+            <w:vAlign w:val="center"/>
+          </w:tcPr>
+          <w:p>
+            <w:pPr>
+              <w:ind w:firstLineChars="0" w:firstLine="0"/>
+              <w:jc w:val="center"/>
+              <w:rPr>
+                <w:sz w:val="28"/>
+                <w:szCs w:val="28"/>
               </w:rPr>
             </w:pPr>
           </w:p>
         </w:tc>
       </w:tr>
       <w:tr>
-        <w:tc>
-          <w:tcPr>
-            <w:tcW w:w="2765" w:type="dxa"/>
-          </w:tcPr>
-          <w:p>
-            <w:pPr>
+        <w:trPr>
+          <w:trHeight w:val="737"/>
+        </w:trPr>
+        <w:tc>
+          <w:tcPr>
+            <w:tcW w:w="1402" w:type="dxa"/>
+            <w:vAlign w:val="center"/>
+          </w:tcPr>
+          <w:p>
+            <w:pPr>
+              <w:spacing w:line="240" w:lineRule="auto"/>
+              <w:ind w:firstLineChars="0" w:firstLine="0"/>
+              <w:jc w:val="center"/>
+              <w:rPr>
+                <w:sz w:val="28"/>
+                <w:szCs w:val="28"/>
+              </w:rPr>
+            </w:pPr>
+            <w:r>
               <w:rPr>
                 <w:rFonts w:hint="eastAsia"/>
-              </w:rPr>
-            </w:pPr>
+                <w:sz w:val="28"/>
+                <w:szCs w:val="28"/>
+              </w:rPr>
+              <w:t>专</w:t>
+            </w:r>
             <w:r>
               <w:rPr>
                 <w:rFonts w:hint="eastAsia"/>
-              </w:rPr>
-              <w:t>项目</w:t>
-            </w:r>
-          </w:p>
-        </w:tc>
-        <w:tc>
-          <w:tcPr>
-            <w:tcW w:w="2765" w:type="dxa"/>
-          </w:tcPr>
-          <w:p>
-            <w:pPr>
+                <w:sz w:val="28"/>
+                <w:szCs w:val="28"/>
+              </w:rPr>
+              <w:t xml:space="preserve"> </w:t>
+            </w:r>
+            <w:r>
+              <w:rPr>
+                <w:sz w:val="28"/>
+                <w:szCs w:val="28"/>
+              </w:rPr>
+              <w:t xml:space="preserve">   </w:t>
+            </w:r>
+            <w:r>
               <w:rPr>
                 <w:rFonts w:hint="eastAsia"/>
-              </w:rPr>
-            </w:pPr>
-          </w:p>
-        </w:tc>
-        <w:tc>
-          <w:tcPr>
-            <w:tcW w:w="2766" w:type="dxa"/>
-          </w:tcPr>
-          <w:p>
-            <w:pPr>
-              <w:rPr>
-                <w:rFonts w:hint="eastAsia"/>
+                <w:sz w:val="28"/>
+                <w:szCs w:val="28"/>
+              </w:rPr>
+              <w:t>业</w:t>
+            </w:r>
+          </w:p>
+        </w:tc>
+        <w:tc>
+          <w:tcPr>
+            <w:tcW w:w="9366" w:type="dxa"/>
+            <w:gridSpan w:val="8"/>
+            <w:vAlign w:val="center"/>
+          </w:tcPr>
+          <w:p>
+            <w:pPr>
+              <w:spacing w:line="240" w:lineRule="auto"/>
+              <w:ind w:firstLineChars="0" w:firstLine="0"/>
+              <w:jc w:val="center"/>
+              <w:rPr>
+                <w:sz w:val="28"/>
+                <w:szCs w:val="28"/>
               </w:rPr>
             </w:pPr>
           </w:p>
         </w:tc>
       </w:tr>
       <w:tr>
-        <w:tc>
-          <w:tcPr>
-            <w:tcW w:w="2765" w:type="dxa"/>
-          </w:tcPr>
-          <w:p>
-            <w:pPr>
+        <w:trPr>
+          <w:trHeight w:val="737"/>
+        </w:trPr>
+        <w:tc>
+          <w:tcPr>
+            <w:tcW w:w="1402" w:type="dxa"/>
+            <w:vAlign w:val="center"/>
+          </w:tcPr>
+          <w:p>
+            <w:pPr>
+              <w:spacing w:line="240" w:lineRule="auto"/>
+              <w:ind w:firstLineChars="0" w:firstLine="0"/>
+              <w:jc w:val="center"/>
+              <w:rPr>
+                <w:sz w:val="28"/>
+                <w:szCs w:val="28"/>
+              </w:rPr>
+            </w:pPr>
+            <w:r>
               <w:rPr>
                 <w:rFonts w:hint="eastAsia"/>
-              </w:rPr>
-            </w:pPr>
-          </w:p>
-        </w:tc>
-        <w:tc>
-          <w:tcPr>
-            <w:tcW w:w="2765" w:type="dxa"/>
-          </w:tcPr>
-          <w:p>
-            <w:pPr>
-              <w:rPr>
-                <w:rFonts w:hint="eastAsia"/>
-              </w:rPr>
-            </w:pPr>
-          </w:p>
-        </w:tc>
-        <w:tc>
-          <w:tcPr>
-            <w:tcW w:w="2766" w:type="dxa"/>
-          </w:tcPr>
-          <w:p>
-            <w:pPr>
-              <w:rPr>
-                <w:rFonts w:hint="eastAsia"/>
+                <w:sz w:val="28"/>
+                <w:szCs w:val="28"/>
+              </w:rPr>
+              <w:t>毕业时间</w:t>
+            </w:r>
+          </w:p>
+        </w:tc>
+        <w:tc>
+          <w:tcPr>
+            <w:tcW w:w="9366" w:type="dxa"/>
+            <w:gridSpan w:val="8"/>
+            <w:vAlign w:val="center"/>
+          </w:tcPr>
+          <w:p>
+            <w:pPr>
+              <w:spacing w:line="240" w:lineRule="auto"/>
+              <w:ind w:firstLineChars="0" w:firstLine="0"/>
+              <w:jc w:val="center"/>
+              <w:rPr>
+                <w:sz w:val="28"/>
+                <w:szCs w:val="28"/>
               </w:rPr>
             </w:pPr>
           </w:p>
         </w:tc>
       </w:tr>
       <w:tr>
-        <w:tc>
-          <w:tcPr>
-            <w:tcW w:w="2765" w:type="dxa"/>
-          </w:tcPr>
-          <w:p>
-            <w:pPr>
+        <w:trPr>
+          <w:trHeight w:val="737"/>
+        </w:trPr>
+        <w:tc>
+          <w:tcPr>
+            <w:tcW w:w="1402" w:type="dxa"/>
+            <w:vMerge w:val="restart"/>
+            <w:textDirection w:val="tbRlV"/>
+            <w:vAlign w:val="center"/>
+          </w:tcPr>
+          <w:p>
+            <w:pPr>
+              <w:spacing w:line="240" w:lineRule="auto"/>
+              <w:ind w:firstLineChars="0" w:firstLine="0"/>
+              <w:jc w:val="center"/>
+              <w:rPr>
+                <w:sz w:val="28"/>
+                <w:szCs w:val="28"/>
+              </w:rPr>
+            </w:pPr>
+            <w:r>
               <w:rPr>
                 <w:rFonts w:hint="eastAsia"/>
+                <w:sz w:val="28"/>
+                <w:szCs w:val="28"/>
+              </w:rPr>
+              <w:t>学习经历</w:t>
+            </w:r>
+          </w:p>
+        </w:tc>
+        <w:tc>
+          <w:tcPr>
+            <w:tcW w:w="2279" w:type="dxa"/>
+            <w:gridSpan w:val="2"/>
+            <w:vAlign w:val="center"/>
+          </w:tcPr>
+          <w:p>
+            <w:pPr>
+              <w:spacing w:line="240" w:lineRule="auto"/>
+              <w:ind w:firstLineChars="0" w:firstLine="0"/>
+              <w:jc w:val="center"/>
+              <w:rPr>
+                <w:sz w:val="28"/>
+                <w:szCs w:val="28"/>
               </w:rPr>
             </w:pPr>
             <w:r>
               <w:rPr>
                 <w:rFonts w:hint="eastAsia"/>
-              </w:rPr>
-              <w:t>图片</w:t>
-            </w:r>
-          </w:p>
-        </w:tc>
-        <w:tc>
-          <w:tcPr>
-            <w:tcW w:w="2765" w:type="dxa"/>
-          </w:tcPr>
-          <w:p>
-            <w:pPr>
+                <w:sz w:val="28"/>
+                <w:szCs w:val="28"/>
+              </w:rPr>
+              <w:t>起止时间</w:t>
+            </w:r>
+          </w:p>
+        </w:tc>
+        <w:tc>
+          <w:tcPr>
+            <w:tcW w:w="5235" w:type="dxa"/>
+            <w:gridSpan w:val="5"/>
+            <w:vAlign w:val="center"/>
+          </w:tcPr>
+          <w:p>
+            <w:pPr>
+              <w:spacing w:line="240" w:lineRule="auto"/>
+              <w:ind w:firstLineChars="0" w:firstLine="0"/>
+              <w:jc w:val="center"/>
+              <w:rPr>
+                <w:sz w:val="28"/>
+                <w:szCs w:val="28"/>
+              </w:rPr>
+            </w:pPr>
+            <w:r>
               <w:rPr>
                 <w:rFonts w:hint="eastAsia"/>
-              </w:rPr>
-            </w:pPr>
-          </w:p>
-        </w:tc>
-        <w:tc>
-          <w:tcPr>
-            <w:tcW w:w="2766" w:type="dxa"/>
-          </w:tcPr>
-          <w:p>
-            <w:pPr>
+                <w:sz w:val="28"/>
+                <w:szCs w:val="28"/>
+              </w:rPr>
+              <w:t>在何单位学习何专业</w:t>
+            </w:r>
+          </w:p>
+        </w:tc>
+        <w:tc>
+          <w:tcPr>
+            <w:tcW w:w="1852" w:type="dxa"/>
+            <w:vAlign w:val="center"/>
+          </w:tcPr>
+          <w:p>
+            <w:pPr>
+              <w:spacing w:line="240" w:lineRule="auto"/>
+              <w:ind w:firstLineChars="0" w:firstLine="0"/>
+              <w:jc w:val="center"/>
+              <w:rPr>
+                <w:sz w:val="28"/>
+                <w:szCs w:val="28"/>
+              </w:rPr>
+            </w:pPr>
+            <w:r>
               <w:rPr>
                 <w:rFonts w:hint="eastAsia"/>
-              </w:rPr>
-            </w:pPr>
+                <w:sz w:val="28"/>
+                <w:szCs w:val="28"/>
+              </w:rPr>
+              <w:t>证明人</w:t>
+            </w:r>
           </w:p>
         </w:tc>
       </w:tr>
       <w:tr>
-        <w:tc>
-          <w:tcPr>
-            <w:tcW w:w="2765" w:type="dxa"/>
-          </w:tcPr>
-          <w:p>
-            <w:pPr>
-              <w:rPr>
-                <w:rFonts w:hint="eastAsia"/>
-              </w:rPr>
-            </w:pPr>
-          </w:p>
-        </w:tc>
-        <w:tc>
-          <w:tcPr>
-            <w:tcW w:w="2765" w:type="dxa"/>
-          </w:tcPr>
-          <w:p>
-            <w:pPr>
-              <w:rPr>
-                <w:rFonts w:hint="eastAsia"/>
-              </w:rPr>
-            </w:pPr>
-          </w:p>
-        </w:tc>
-        <w:tc>
-          <w:tcPr>
-            <w:tcW w:w="2766" w:type="dxa"/>
-          </w:tcPr>
-          <w:p>
-            <w:pPr>
-              <w:rPr>
-                <w:rFonts w:hint="eastAsia"/>
+        <w:trPr>
+          <w:trHeight w:val="737"/>
+        </w:trPr>
+        <w:tc>
+          <w:tcPr>
+            <w:tcW w:w="1402" w:type="dxa"/>
+            <w:vMerge/>
+            <w:vAlign w:val="center"/>
+          </w:tcPr>
+          <w:p>
+            <w:pPr>
+              <w:spacing w:line="240" w:lineRule="auto"/>
+              <w:ind w:firstLineChars="0" w:firstLine="0"/>
+              <w:jc w:val="center"/>
+              <w:rPr>
+                <w:sz w:val="28"/>
+                <w:szCs w:val="28"/>
+              </w:rPr>
+            </w:pPr>
+          </w:p>
+        </w:tc>
+        <w:tc>
+          <w:tcPr>
+            <w:tcW w:w="2279" w:type="dxa"/>
+            <w:gridSpan w:val="2"/>
+            <w:vAlign w:val="center"/>
+          </w:tcPr>
+          <w:p>
+            <w:pPr>
+              <w:spacing w:line="240" w:lineRule="auto"/>
+              <w:ind w:firstLineChars="0" w:firstLine="0"/>
+              <w:jc w:val="center"/>
+              <w:rPr>
+                <w:sz w:val="28"/>
+                <w:szCs w:val="28"/>
+              </w:rPr>
+            </w:pPr>
+          </w:p>
+        </w:tc>
+        <w:tc>
+          <w:tcPr>
+            <w:tcW w:w="5235" w:type="dxa"/>
+            <w:gridSpan w:val="5"/>
+            <w:vAlign w:val="center"/>
+          </w:tcPr>
+          <w:p>
+            <w:pPr>
+              <w:spacing w:line="240" w:lineRule="auto"/>
+              <w:ind w:firstLineChars="0" w:firstLine="0"/>
+              <w:jc w:val="center"/>
+              <w:rPr>
+                <w:sz w:val="28"/>
+                <w:szCs w:val="28"/>
+              </w:rPr>
+            </w:pPr>
+          </w:p>
+        </w:tc>
+        <w:tc>
+          <w:tcPr>
+            <w:tcW w:w="1852" w:type="dxa"/>
+            <w:vAlign w:val="center"/>
+          </w:tcPr>
+          <w:p>
+            <w:pPr>
+              <w:spacing w:line="240" w:lineRule="auto"/>
+              <w:ind w:firstLineChars="0" w:firstLine="0"/>
+              <w:jc w:val="center"/>
+              <w:rPr>
+                <w:sz w:val="28"/>
+                <w:szCs w:val="28"/>
               </w:rPr>
             </w:pPr>
           </w:p>
         </w:tc>
       </w:tr>
       <w:tr>
-        <w:tc>
-          <w:tcPr>
-            <w:tcW w:w="2765" w:type="dxa"/>
-          </w:tcPr>
-          <w:p>
-            <w:pPr>
-              <w:rPr>
-                <w:rFonts w:hint="eastAsia"/>
-              </w:rPr>
-            </w:pPr>
-          </w:p>
-        </w:tc>
-        <w:tc>
-          <w:tcPr>
-            <w:tcW w:w="2765" w:type="dxa"/>
-          </w:tcPr>
-          <w:p>
-            <w:pPr>
-              <w:rPr>
-                <w:rFonts w:hint="eastAsia"/>
-              </w:rPr>
-            </w:pPr>
-          </w:p>
-        </w:tc>
-        <w:tc>
-          <w:tcPr>
-            <w:tcW w:w="2766" w:type="dxa"/>
-          </w:tcPr>
-          <w:p>
-            <w:pPr>
-              <w:rPr>
-                <w:rFonts w:hint="eastAsia"/>
+        <w:trPr>
+          <w:trHeight w:val="737"/>
+        </w:trPr>
+        <w:tc>
+          <w:tcPr>
+            <w:tcW w:w="1402" w:type="dxa"/>
+            <w:vMerge/>
+            <w:vAlign w:val="center"/>
+          </w:tcPr>
+          <w:p>
+            <w:pPr>
+              <w:spacing w:line="240" w:lineRule="auto"/>
+              <w:ind w:firstLineChars="0" w:firstLine="0"/>
+              <w:jc w:val="center"/>
+              <w:rPr>
+                <w:sz w:val="28"/>
+                <w:szCs w:val="28"/>
+              </w:rPr>
+            </w:pPr>
+          </w:p>
+        </w:tc>
+        <w:tc>
+          <w:tcPr>
+            <w:tcW w:w="2279" w:type="dxa"/>
+            <w:gridSpan w:val="2"/>
+            <w:vAlign w:val="center"/>
+          </w:tcPr>
+          <w:p>
+            <w:pPr>
+              <w:spacing w:line="240" w:lineRule="auto"/>
+              <w:ind w:firstLineChars="0" w:firstLine="0"/>
+              <w:jc w:val="center"/>
+              <w:rPr>
+                <w:sz w:val="28"/>
+                <w:szCs w:val="28"/>
+              </w:rPr>
+            </w:pPr>
+          </w:p>
+        </w:tc>
+        <w:tc>
+          <w:tcPr>
+            <w:tcW w:w="5235" w:type="dxa"/>
+            <w:gridSpan w:val="5"/>
+            <w:vAlign w:val="center"/>
+          </w:tcPr>
+          <w:p>
+            <w:pPr>
+              <w:spacing w:line="240" w:lineRule="auto"/>
+              <w:ind w:firstLineChars="0" w:firstLine="0"/>
+              <w:jc w:val="center"/>
+              <w:rPr>
+                <w:sz w:val="28"/>
+                <w:szCs w:val="28"/>
+              </w:rPr>
+            </w:pPr>
+          </w:p>
+        </w:tc>
+        <w:tc>
+          <w:tcPr>
+            <w:tcW w:w="1852" w:type="dxa"/>
+            <w:vAlign w:val="center"/>
+          </w:tcPr>
+          <w:p>
+            <w:pPr>
+              <w:spacing w:line="240" w:lineRule="auto"/>
+              <w:ind w:firstLineChars="0" w:firstLine="0"/>
+              <w:jc w:val="center"/>
+              <w:rPr>
+                <w:sz w:val="28"/>
+                <w:szCs w:val="28"/>
               </w:rPr>
             </w:pPr>
           </w:p>
         </w:tc>
       </w:tr>
       <w:tr>
-        <w:tc>
-          <w:tcPr>
-            <w:tcW w:w="2765" w:type="dxa"/>
-          </w:tcPr>
-          <w:p>
-            <w:pPr>
-              <w:rPr>
-                <w:rFonts w:hint="eastAsia"/>
-              </w:rPr>
-            </w:pPr>
-          </w:p>
-        </w:tc>
-        <w:tc>
-          <w:tcPr>
-            <w:tcW w:w="2765" w:type="dxa"/>
-          </w:tcPr>
-          <w:p>
-            <w:pPr>
-              <w:rPr>
-                <w:rFonts w:hint="eastAsia"/>
-              </w:rPr>
-            </w:pPr>
-          </w:p>
-        </w:tc>
-        <w:tc>
-          <w:tcPr>
-            <w:tcW w:w="2766" w:type="dxa"/>
-          </w:tcPr>
-          <w:p>
-            <w:pPr>
-              <w:rPr>
-                <w:rFonts w:hint="eastAsia"/>
+        <w:trPr>
+          <w:trHeight w:val="737"/>
+        </w:trPr>
+        <w:tc>
+          <w:tcPr>
+            <w:tcW w:w="1402" w:type="dxa"/>
+            <w:vMerge/>
+            <w:vAlign w:val="center"/>
+          </w:tcPr>
+          <w:p>
+            <w:pPr>
+              <w:spacing w:line="240" w:lineRule="auto"/>
+              <w:ind w:firstLineChars="0" w:firstLine="0"/>
+              <w:jc w:val="center"/>
+              <w:rPr>
+                <w:sz w:val="28"/>
+                <w:szCs w:val="28"/>
+              </w:rPr>
+            </w:pPr>
+          </w:p>
+        </w:tc>
+        <w:tc>
+          <w:tcPr>
+            <w:tcW w:w="2279" w:type="dxa"/>
+            <w:gridSpan w:val="2"/>
+            <w:vAlign w:val="center"/>
+          </w:tcPr>
+          <w:p>
+            <w:pPr>
+              <w:spacing w:line="240" w:lineRule="auto"/>
+              <w:ind w:firstLineChars="0" w:firstLine="0"/>
+              <w:jc w:val="center"/>
+              <w:rPr>
+                <w:sz w:val="28"/>
+                <w:szCs w:val="28"/>
+              </w:rPr>
+            </w:pPr>
+          </w:p>
+        </w:tc>
+        <w:tc>
+          <w:tcPr>
+            <w:tcW w:w="5235" w:type="dxa"/>
+            <w:gridSpan w:val="5"/>
+            <w:vAlign w:val="center"/>
+          </w:tcPr>
+          <w:p>
+            <w:pPr>
+              <w:spacing w:line="240" w:lineRule="auto"/>
+              <w:ind w:firstLineChars="0" w:firstLine="0"/>
+              <w:jc w:val="center"/>
+              <w:rPr>
+                <w:sz w:val="28"/>
+                <w:szCs w:val="28"/>
+              </w:rPr>
+            </w:pPr>
+          </w:p>
+        </w:tc>
+        <w:tc>
+          <w:tcPr>
+            <w:tcW w:w="1852" w:type="dxa"/>
+            <w:vAlign w:val="center"/>
+          </w:tcPr>
+          <w:p>
+            <w:pPr>
+              <w:spacing w:line="240" w:lineRule="auto"/>
+              <w:ind w:firstLineChars="0" w:firstLine="0"/>
+              <w:jc w:val="center"/>
+              <w:rPr>
+                <w:sz w:val="28"/>
+                <w:szCs w:val="28"/>
               </w:rPr>
             </w:pPr>
           </w:p>
         </w:tc>
       </w:tr>
       <w:tr>
-        <w:tc>
-          <w:tcPr>
-            <w:tcW w:w="2765" w:type="dxa"/>
-          </w:tcPr>
-          <w:p>
-            <w:pPr>
+        <w:trPr>
+          <w:cantSplit/>
+          <w:trHeight w:val="2835"/>
+        </w:trPr>
+        <w:tc>
+          <w:tcPr>
+            <w:tcW w:w="1402" w:type="dxa"/>
+            <w:textDirection w:val="tbRlV"/>
+            <w:vAlign w:val="center"/>
+          </w:tcPr>
+          <w:p>
+            <w:pPr>
+              <w:spacing w:line="240" w:lineRule="auto"/>
+              <w:ind w:firstLineChars="0" w:firstLine="0"/>
+              <w:jc w:val="center"/>
+              <w:rPr>
+                <w:sz w:val="28"/>
+                <w:szCs w:val="28"/>
+              </w:rPr>
+            </w:pPr>
+            <w:r>
               <w:rPr>
                 <w:rFonts w:hint="eastAsia"/>
-              </w:rPr>
-            </w:pPr>
-          </w:p>
-        </w:tc>
-        <w:tc>
-          <w:tcPr>
-            <w:tcW w:w="2765" w:type="dxa"/>
-          </w:tcPr>
-          <w:p>
-            <w:pPr>
+                <w:sz w:val="28"/>
+                <w:szCs w:val="28"/>
+              </w:rPr>
+              <w:t>工作经历</w:t>
+            </w:r>
+          </w:p>
+        </w:tc>
+        <w:tc>
+          <w:tcPr>
+            <w:tcW w:w="9366" w:type="dxa"/>
+            <w:gridSpan w:val="8"/>
+            <w:vAlign w:val="center"/>
+          </w:tcPr>
+          <w:p>
+            <w:pPr>
+              <w:spacing w:line="240" w:lineRule="auto"/>
+              <w:ind w:firstLine="560"/>
+              <w:jc w:val="center"/>
+              <w:rPr>
+                <w:sz w:val="28"/>
+                <w:szCs w:val="28"/>
+              </w:rPr>
+            </w:pPr>
+          </w:p>
+        </w:tc>
+      </w:tr>
+      <w:tr>
+        <w:trPr>
+          <w:cantSplit/>
+          <w:trHeight w:val="2290"/>
+        </w:trPr>
+        <w:tc>
+          <w:tcPr>
+            <w:tcW w:w="1402" w:type="dxa"/>
+            <w:textDirection w:val="tbRlV"/>
+            <w:vAlign w:val="center"/>
+          </w:tcPr>
+          <w:p>
+            <w:pPr>
+              <w:spacing w:line="240" w:lineRule="auto"/>
+              <w:ind w:firstLineChars="0" w:firstLine="0"/>
+              <w:jc w:val="center"/>
+              <w:rPr>
+                <w:sz w:val="28"/>
+                <w:szCs w:val="28"/>
+              </w:rPr>
+            </w:pPr>
+            <w:r>
               <w:rPr>
                 <w:rFonts w:hint="eastAsia"/>
-              </w:rPr>
-            </w:pPr>
-          </w:p>
-        </w:tc>
-        <w:tc>
-          <w:tcPr>
-            <w:tcW w:w="2766" w:type="dxa"/>
-          </w:tcPr>
-          <w:p>
-            <w:pPr>
+                <w:sz w:val="28"/>
+                <w:szCs w:val="28"/>
+              </w:rPr>
+              <w:t>学习与科研成果</w:t>
+            </w:r>
+          </w:p>
+        </w:tc>
+        <w:tc>
+          <w:tcPr>
+            <w:tcW w:w="9366" w:type="dxa"/>
+            <w:gridSpan w:val="8"/>
+            <w:vAlign w:val="center"/>
+          </w:tcPr>
+          <w:p>
+            <w:pPr>
+              <w:spacing w:line="240" w:lineRule="auto"/>
+              <w:ind w:firstLineChars="0" w:firstLine="0"/>
+              <w:jc w:val="center"/>
+              <w:rPr>
+                <w:sz w:val="28"/>
+                <w:szCs w:val="28"/>
+              </w:rPr>
+            </w:pPr>
+          </w:p>
+        </w:tc>
+      </w:tr>
+      <w:tr>
+        <w:trPr>
+          <w:cantSplit/>
+          <w:trHeight w:val="1474"/>
+        </w:trPr>
+        <w:tc>
+          <w:tcPr>
+            <w:tcW w:w="1402" w:type="dxa"/>
+            <w:textDirection w:val="tbRlV"/>
+            <w:vAlign w:val="center"/>
+          </w:tcPr>
+          <w:p>
+            <w:pPr>
+              <w:spacing w:line="240" w:lineRule="auto"/>
+              <w:ind w:firstLineChars="0" w:firstLine="0"/>
+              <w:jc w:val="center"/>
+              <w:rPr>
+                <w:sz w:val="28"/>
+                <w:szCs w:val="28"/>
+              </w:rPr>
+            </w:pPr>
+            <w:r>
               <w:rPr>
                 <w:rFonts w:hint="eastAsia"/>
+                <w:sz w:val="28"/>
+                <w:szCs w:val="28"/>
+              </w:rPr>
+              <w:t>工作技能</w:t>
+            </w:r>
+          </w:p>
+        </w:tc>
+        <w:tc>
+          <w:tcPr>
+            <w:tcW w:w="9366" w:type="dxa"/>
+            <w:gridSpan w:val="8"/>
+            <w:vAlign w:val="center"/>
+          </w:tcPr>
+          <w:p>
+            <w:pPr>
+              <w:spacing w:line="240" w:lineRule="auto"/>
+              <w:ind w:firstLineChars="0" w:firstLine="0"/>
+              <w:jc w:val="center"/>
+              <w:rPr>
+                <w:sz w:val="28"/>
+                <w:szCs w:val="28"/>
               </w:rPr>
             </w:pPr>
           </w:p>
@@ -426,19 +1053,396 @@
     </w:tbl>
     <w:p>
       <w:pPr>
+        <w:spacing w:beforeLines="50" w:before="163"/>
+        <w:ind w:firstLineChars="0" w:firstLine="0"/>
         <w:rPr>
-          <w:rFonts w:hint="eastAsia"/>
+          <w:vanish/>
+          <w:sz w:val="2"/>
+          <w:szCs w:val="2"/>
         </w:rPr>
       </w:pPr>
     </w:p>
     <w:sectPr>
+      <w:headerReference w:type="even" r:id="rId7"/>
+      <w:headerReference w:type="default" r:id="rId8"/>
+      <w:footerReference w:type="even" r:id="rId9"/>
+      <w:footerReference w:type="default" r:id="rId10"/>
+      <w:headerReference w:type="first" r:id="rId11"/>
+      <w:footerReference w:type="first" r:id="rId12"/>
       <w:pgSz w:w="11906" w:h="16838"/>
-      <w:pgMar w:top="1440" w:right="1800" w:bottom="1440" w:left="1800" w:header="851" w:footer="992" w:gutter="0"/>
+      <w:pgMar w:top="720" w:right="720" w:bottom="720" w:left="720" w:header="0" w:footer="0" w:gutter="0"/>
       <w:cols w:space="425"/>
-      <w:docGrid w:type="lines" w:linePitch="312"/>
+      <w:docGrid w:type="lines" w:linePitch="326"/>
     </w:sectPr>
   </w:body>
 </w:document>
+</file>
+
+<file path=word/endnotes.xml><?xml version="1.0" encoding="utf-8"?>
+<w:endnotes xmlns:wpc="http://schemas.microsoft.com/office/word/2010/wordprocessingCanvas" xmlns:cx="http://schemas.microsoft.com/office/drawing/2014/chartex" xmlns:cx1="http://schemas.microsoft.com/office/drawing/2015/9/8/chartex" xmlns:cx2="http://schemas.microsoft.com/office/drawing/2015/10/21/chartex" xmlns:cx3="http://schemas.microsoft.com/office/drawing/2016/5/9/chartex" xmlns:cx4="http://schemas.microsoft.com/office/drawing/2016/5/10/chartex" xmlns:cx5="http://schemas.microsoft.com/office/drawing/2016/5/11/chartex" xmlns:cx6="http://schemas.microsoft.com/office/drawing/2016/5/12/chartex" xmlns:cx7="http://schemas.microsoft.com/office/drawing/2016/5/13/chartex" xmlns:cx8="http://schemas.microsoft.com/office/drawing/2016/5/14/chartex" xmlns:mc="http://schemas.openxmlformats.org/markup-compatibility/2006" xmlns:aink="http://schemas.microsoft.com/office/drawing/2016/ink" xmlns:am3d="http://schemas.microsoft.com/office/drawing/2017/model3d" xmlns:o="urn:schemas-microsoft-com:office:office" xmlns:oel="http://schemas.microsoft.com/office/2019/extlst" xmlns:r="http://schemas.openxmlformats.org/officeDocument/2006/relationships" xmlns:m="http://schemas.openxmlformats.org/officeDocument/2006/math" xmlns:v="urn:schemas-microsoft-com:vml" xmlns:wp14="http://schemas.microsoft.com/office/word/2010/wordprocessingDrawing" xmlns:wp="http://schemas.openxmlformats.org/drawingml/2006/wordprocessingDrawing" xmlns:w10="urn:schemas-microsoft-com:office:word" xmlns:w="http://schemas.openxmlformats.org/wordprocessingml/2006/main" xmlns:w14="http://schemas.microsoft.com/office/word/2010/wordml" xmlns:w15="http://schemas.microsoft.com/office/word/2012/wordml" xmlns:w16cex="http://schemas.microsoft.com/office/word/2018/wordml/cex" xmlns:w16cid="http://schemas.microsoft.com/office/word/2016/wordml/cid" xmlns:w16="http://schemas.microsoft.com/office/word/2018/wordml" xmlns:w16sdtdh="http://schemas.microsoft.com/office/word/2020/wordml/sdtdatahash" xmlns:w16se="http://schemas.microsoft.com/office/word/2015/wordml/symex" xmlns:wpg="http://schemas.microsoft.com/office/word/2010/wordprocessingGroup" xmlns:wpi="http://schemas.microsoft.com/office/word/2010/wordprocessingInk" xmlns:wne="http://schemas.microsoft.com/office/word/2006/wordml" xmlns:wps="http://schemas.microsoft.com/office/word/2010/wordprocessingShape" mc:Ignorable="w14 w15 w16se w16cid w16 w16cex w16sdtdh wp14">
+  <w:endnote w:type="separator" w:id="-1">
+    <w:p>
+      <w:pPr>
+        <w:spacing w:line="240" w:lineRule="auto"/>
+        <w:ind w:firstLine="480"/>
+      </w:pPr>
+      <w:r>
+        <w:separator/>
+      </w:r>
+    </w:p>
+  </w:endnote>
+  <w:endnote w:type="continuationSeparator" w:id="0">
+    <w:p>
+      <w:pPr>
+        <w:spacing w:line="240" w:lineRule="auto"/>
+        <w:ind w:firstLine="480"/>
+      </w:pPr>
+      <w:r>
+        <w:continuationSeparator/>
+      </w:r>
+    </w:p>
+  </w:endnote>
+</w:endnotes>
+</file>
+
+<file path=word/footer1.xml><?xml version="1.0" encoding="utf-8"?>
+<w:ftr xmlns:wpc="http://schemas.microsoft.com/office/word/2010/wordprocessingCanvas" xmlns:cx="http://schemas.microsoft.com/office/drawing/2014/chartex" xmlns:cx1="http://schemas.microsoft.com/office/drawing/2015/9/8/chartex" xmlns:cx2="http://schemas.microsoft.com/office/drawing/2015/10/21/chartex" xmlns:cx3="http://schemas.microsoft.com/office/drawing/2016/5/9/chartex" xmlns:cx4="http://schemas.microsoft.com/office/drawing/2016/5/10/chartex" xmlns:cx5="http://schemas.microsoft.com/office/drawing/2016/5/11/chartex" xmlns:cx6="http://schemas.microsoft.com/office/drawing/2016/5/12/chartex" xmlns:cx7="http://schemas.microsoft.com/office/drawing/2016/5/13/chartex" xmlns:cx8="http://schemas.microsoft.com/office/drawing/2016/5/14/chartex" xmlns:mc="http://schemas.openxmlformats.org/markup-compatibility/2006" xmlns:aink="http://schemas.microsoft.com/office/drawing/2016/ink" xmlns:am3d="http://schemas.microsoft.com/office/drawing/2017/model3d" xmlns:o="urn:schemas-microsoft-com:office:office" xmlns:oel="http://schemas.microsoft.com/office/2019/extlst" xmlns:r="http://schemas.openxmlformats.org/officeDocument/2006/relationships" xmlns:m="http://schemas.openxmlformats.org/officeDocument/2006/math" xmlns:v="urn:schemas-microsoft-com:vml" xmlns:wp14="http://schemas.microsoft.com/office/word/2010/wordprocessingDrawing" xmlns:wp="http://schemas.openxmlformats.org/drawingml/2006/wordprocessingDrawing" xmlns:w10="urn:schemas-microsoft-com:office:word" xmlns:w="http://schemas.openxmlformats.org/wordprocessingml/2006/main" xmlns:w14="http://schemas.microsoft.com/office/word/2010/wordml" xmlns:w15="http://schemas.microsoft.com/office/word/2012/wordml" xmlns:w16cex="http://schemas.microsoft.com/office/word/2018/wordml/cex" xmlns:w16cid="http://schemas.microsoft.com/office/word/2016/wordml/cid" xmlns:w16="http://schemas.microsoft.com/office/word/2018/wordml" xmlns:w16sdtdh="http://schemas.microsoft.com/office/word/2020/wordml/sdtdatahash" xmlns:w16se="http://schemas.microsoft.com/office/word/2015/wordml/symex" xmlns:wpg="http://schemas.microsoft.com/office/word/2010/wordprocessingGroup" xmlns:wpi="http://schemas.microsoft.com/office/word/2010/wordprocessingInk" xmlns:wne="http://schemas.microsoft.com/office/word/2006/wordml" xmlns:wps="http://schemas.microsoft.com/office/word/2010/wordprocessingShape" mc:Ignorable="w14 w15 w16se w16cid w16 w16cex w16sdtdh wp14">
+  <w:p>
+    <w:pPr>
+      <w:pStyle w:val="ac"/>
+      <w:ind w:firstLine="360"/>
+    </w:pPr>
+  </w:p>
+</w:ftr>
+</file>
+
+<file path=word/footer2.xml><?xml version="1.0" encoding="utf-8"?>
+<w:ftr xmlns:wpc="http://schemas.microsoft.com/office/word/2010/wordprocessingCanvas" xmlns:cx="http://schemas.microsoft.com/office/drawing/2014/chartex" xmlns:cx1="http://schemas.microsoft.com/office/drawing/2015/9/8/chartex" xmlns:cx2="http://schemas.microsoft.com/office/drawing/2015/10/21/chartex" xmlns:cx3="http://schemas.microsoft.com/office/drawing/2016/5/9/chartex" xmlns:cx4="http://schemas.microsoft.com/office/drawing/2016/5/10/chartex" xmlns:cx5="http://schemas.microsoft.com/office/drawing/2016/5/11/chartex" xmlns:cx6="http://schemas.microsoft.com/office/drawing/2016/5/12/chartex" xmlns:cx7="http://schemas.microsoft.com/office/drawing/2016/5/13/chartex" xmlns:cx8="http://schemas.microsoft.com/office/drawing/2016/5/14/chartex" xmlns:mc="http://schemas.openxmlformats.org/markup-compatibility/2006" xmlns:aink="http://schemas.microsoft.com/office/drawing/2016/ink" xmlns:am3d="http://schemas.microsoft.com/office/drawing/2017/model3d" xmlns:o="urn:schemas-microsoft-com:office:office" xmlns:oel="http://schemas.microsoft.com/office/2019/extlst" xmlns:r="http://schemas.openxmlformats.org/officeDocument/2006/relationships" xmlns:m="http://schemas.openxmlformats.org/officeDocument/2006/math" xmlns:v="urn:schemas-microsoft-com:vml" xmlns:wp14="http://schemas.microsoft.com/office/word/2010/wordprocessingDrawing" xmlns:wp="http://schemas.openxmlformats.org/drawingml/2006/wordprocessingDrawing" xmlns:w10="urn:schemas-microsoft-com:office:word" xmlns:w="http://schemas.openxmlformats.org/wordprocessingml/2006/main" xmlns:w14="http://schemas.microsoft.com/office/word/2010/wordml" xmlns:w15="http://schemas.microsoft.com/office/word/2012/wordml" xmlns:w16cex="http://schemas.microsoft.com/office/word/2018/wordml/cex" xmlns:w16cid="http://schemas.microsoft.com/office/word/2016/wordml/cid" xmlns:w16="http://schemas.microsoft.com/office/word/2018/wordml" xmlns:w16sdtdh="http://schemas.microsoft.com/office/word/2020/wordml/sdtdatahash" xmlns:w16se="http://schemas.microsoft.com/office/word/2015/wordml/symex" xmlns:wpg="http://schemas.microsoft.com/office/word/2010/wordprocessingGroup" xmlns:wpi="http://schemas.microsoft.com/office/word/2010/wordprocessingInk" xmlns:wne="http://schemas.microsoft.com/office/word/2006/wordml" xmlns:wps="http://schemas.microsoft.com/office/word/2010/wordprocessingShape" mc:Ignorable="w14 w15 w16se w16cid w16 w16cex w16sdtdh wp14">
+  <w:p>
+    <w:pPr>
+      <w:pStyle w:val="ac"/>
+      <w:ind w:firstLine="360"/>
+    </w:pPr>
+  </w:p>
+</w:ftr>
+</file>
+
+<file path=word/footer3.xml><?xml version="1.0" encoding="utf-8"?>
+<w:ftr xmlns:wpc="http://schemas.microsoft.com/office/word/2010/wordprocessingCanvas" xmlns:cx="http://schemas.microsoft.com/office/drawing/2014/chartex" xmlns:cx1="http://schemas.microsoft.com/office/drawing/2015/9/8/chartex" xmlns:cx2="http://schemas.microsoft.com/office/drawing/2015/10/21/chartex" xmlns:cx3="http://schemas.microsoft.com/office/drawing/2016/5/9/chartex" xmlns:cx4="http://schemas.microsoft.com/office/drawing/2016/5/10/chartex" xmlns:cx5="http://schemas.microsoft.com/office/drawing/2016/5/11/chartex" xmlns:cx6="http://schemas.microsoft.com/office/drawing/2016/5/12/chartex" xmlns:cx7="http://schemas.microsoft.com/office/drawing/2016/5/13/chartex" xmlns:cx8="http://schemas.microsoft.com/office/drawing/2016/5/14/chartex" xmlns:mc="http://schemas.openxmlformats.org/markup-compatibility/2006" xmlns:aink="http://schemas.microsoft.com/office/drawing/2016/ink" xmlns:am3d="http://schemas.microsoft.com/office/drawing/2017/model3d" xmlns:o="urn:schemas-microsoft-com:office:office" xmlns:oel="http://schemas.microsoft.com/office/2019/extlst" xmlns:r="http://schemas.openxmlformats.org/officeDocument/2006/relationships" xmlns:m="http://schemas.openxmlformats.org/officeDocument/2006/math" xmlns:v="urn:schemas-microsoft-com:vml" xmlns:wp14="http://schemas.microsoft.com/office/word/2010/wordprocessingDrawing" xmlns:wp="http://schemas.openxmlformats.org/drawingml/2006/wordprocessingDrawing" xmlns:w10="urn:schemas-microsoft-com:office:word" xmlns:w="http://schemas.openxmlformats.org/wordprocessingml/2006/main" xmlns:w14="http://schemas.microsoft.com/office/word/2010/wordml" xmlns:w15="http://schemas.microsoft.com/office/word/2012/wordml" xmlns:w16cex="http://schemas.microsoft.com/office/word/2018/wordml/cex" xmlns:w16cid="http://schemas.microsoft.com/office/word/2016/wordml/cid" xmlns:w16="http://schemas.microsoft.com/office/word/2018/wordml" xmlns:w16sdtdh="http://schemas.microsoft.com/office/word/2020/wordml/sdtdatahash" xmlns:w16se="http://schemas.microsoft.com/office/word/2015/wordml/symex" xmlns:wpg="http://schemas.microsoft.com/office/word/2010/wordprocessingGroup" xmlns:wpi="http://schemas.microsoft.com/office/word/2010/wordprocessingInk" xmlns:wne="http://schemas.microsoft.com/office/word/2006/wordml" xmlns:wps="http://schemas.microsoft.com/office/word/2010/wordprocessingShape" mc:Ignorable="w14 w15 w16se w16cid w16 w16cex w16sdtdh wp14">
+  <w:p>
+    <w:pPr>
+      <w:pStyle w:val="ac"/>
+      <w:ind w:firstLine="360"/>
+    </w:pPr>
+  </w:p>
+</w:ftr>
+</file>
+
+<file path=word/footnotes.xml><?xml version="1.0" encoding="utf-8"?>
+<w:footnotes xmlns:wpc="http://schemas.microsoft.com/office/word/2010/wordprocessingCanvas" xmlns:cx="http://schemas.microsoft.com/office/drawing/2014/chartex" xmlns:cx1="http://schemas.microsoft.com/office/drawing/2015/9/8/chartex" xmlns:cx2="http://schemas.microsoft.com/office/drawing/2015/10/21/chartex" xmlns:cx3="http://schemas.microsoft.com/office/drawing/2016/5/9/chartex" xmlns:cx4="http://schemas.microsoft.com/office/drawing/2016/5/10/chartex" xmlns:cx5="http://schemas.microsoft.com/office/drawing/2016/5/11/chartex" xmlns:cx6="http://schemas.microsoft.com/office/drawing/2016/5/12/chartex" xmlns:cx7="http://schemas.microsoft.com/office/drawing/2016/5/13/chartex" xmlns:cx8="http://schemas.microsoft.com/office/drawing/2016/5/14/chartex" xmlns:mc="http://schemas.openxmlformats.org/markup-compatibility/2006" xmlns:aink="http://schemas.microsoft.com/office/drawing/2016/ink" xmlns:am3d="http://schemas.microsoft.com/office/drawing/2017/model3d" xmlns:o="urn:schemas-microsoft-com:office:office" xmlns:oel="http://schemas.microsoft.com/office/2019/extlst" xmlns:r="http://schemas.openxmlformats.org/officeDocument/2006/relationships" xmlns:m="http://schemas.openxmlformats.org/officeDocument/2006/math" xmlns:v="urn:schemas-microsoft-com:vml" xmlns:wp14="http://schemas.microsoft.com/office/word/2010/wordprocessingDrawing" xmlns:wp="http://schemas.openxmlformats.org/drawingml/2006/wordprocessingDrawing" xmlns:w10="urn:schemas-microsoft-com:office:word" xmlns:w="http://schemas.openxmlformats.org/wordprocessingml/2006/main" xmlns:w14="http://schemas.microsoft.com/office/word/2010/wordml" xmlns:w15="http://schemas.microsoft.com/office/word/2012/wordml" xmlns:w16cex="http://schemas.microsoft.com/office/word/2018/wordml/cex" xmlns:w16cid="http://schemas.microsoft.com/office/word/2016/wordml/cid" xmlns:w16="http://schemas.microsoft.com/office/word/2018/wordml" xmlns:w16sdtdh="http://schemas.microsoft.com/office/word/2020/wordml/sdtdatahash" xmlns:w16se="http://schemas.microsoft.com/office/word/2015/wordml/symex" xmlns:wpg="http://schemas.microsoft.com/office/word/2010/wordprocessingGroup" xmlns:wpi="http://schemas.microsoft.com/office/word/2010/wordprocessingInk" xmlns:wne="http://schemas.microsoft.com/office/word/2006/wordml" xmlns:wps="http://schemas.microsoft.com/office/word/2010/wordprocessingShape" mc:Ignorable="w14 w15 w16se w16cid w16 w16cex w16sdtdh wp14">
+  <w:footnote w:type="separator" w:id="-1">
+    <w:p>
+      <w:pPr>
+        <w:spacing w:line="240" w:lineRule="auto"/>
+        <w:ind w:firstLine="480"/>
+      </w:pPr>
+      <w:r>
+        <w:separator/>
+      </w:r>
+    </w:p>
+  </w:footnote>
+  <w:footnote w:type="continuationSeparator" w:id="0">
+    <w:p>
+      <w:pPr>
+        <w:spacing w:line="240" w:lineRule="auto"/>
+        <w:ind w:firstLine="480"/>
+      </w:pPr>
+      <w:r>
+        <w:continuationSeparator/>
+      </w:r>
+    </w:p>
+  </w:footnote>
+</w:footnotes>
+</file>
+
+<file path=word/header1.xml><?xml version="1.0" encoding="utf-8"?>
+<w:hdr xmlns:wpc="http://schemas.microsoft.com/office/word/2010/wordprocessingCanvas" xmlns:cx="http://schemas.microsoft.com/office/drawing/2014/chartex" xmlns:cx1="http://schemas.microsoft.com/office/drawing/2015/9/8/chartex" xmlns:cx2="http://schemas.microsoft.com/office/drawing/2015/10/21/chartex" xmlns:cx3="http://schemas.microsoft.com/office/drawing/2016/5/9/chartex" xmlns:cx4="http://schemas.microsoft.com/office/drawing/2016/5/10/chartex" xmlns:cx5="http://schemas.microsoft.com/office/drawing/2016/5/11/chartex" xmlns:cx6="http://schemas.microsoft.com/office/drawing/2016/5/12/chartex" xmlns:cx7="http://schemas.microsoft.com/office/drawing/2016/5/13/chartex" xmlns:cx8="http://schemas.microsoft.com/office/drawing/2016/5/14/chartex" xmlns:mc="http://schemas.openxmlformats.org/markup-compatibility/2006" xmlns:aink="http://schemas.microsoft.com/office/drawing/2016/ink" xmlns:am3d="http://schemas.microsoft.com/office/drawing/2017/model3d" xmlns:o="urn:schemas-microsoft-com:office:office" xmlns:oel="http://schemas.microsoft.com/office/2019/extlst" xmlns:r="http://schemas.openxmlformats.org/officeDocument/2006/relationships" xmlns:m="http://schemas.openxmlformats.org/officeDocument/2006/math" xmlns:v="urn:schemas-microsoft-com:vml" xmlns:wp14="http://schemas.microsoft.com/office/word/2010/wordprocessingDrawing" xmlns:wp="http://schemas.openxmlformats.org/drawingml/2006/wordprocessingDrawing" xmlns:w10="urn:schemas-microsoft-com:office:word" xmlns:w="http://schemas.openxmlformats.org/wordprocessingml/2006/main" xmlns:w14="http://schemas.microsoft.com/office/word/2010/wordml" xmlns:w15="http://schemas.microsoft.com/office/word/2012/wordml" xmlns:w16cex="http://schemas.microsoft.com/office/word/2018/wordml/cex" xmlns:w16cid="http://schemas.microsoft.com/office/word/2016/wordml/cid" xmlns:w16="http://schemas.microsoft.com/office/word/2018/wordml" xmlns:w16sdtdh="http://schemas.microsoft.com/office/word/2020/wordml/sdtdatahash" xmlns:w16se="http://schemas.microsoft.com/office/word/2015/wordml/symex" xmlns:wpg="http://schemas.microsoft.com/office/word/2010/wordprocessingGroup" xmlns:wpi="http://schemas.microsoft.com/office/word/2010/wordprocessingInk" xmlns:wne="http://schemas.microsoft.com/office/word/2006/wordml" xmlns:wps="http://schemas.microsoft.com/office/word/2010/wordprocessingShape" mc:Ignorable="w14 w15 w16se w16cid w16 w16cex w16sdtdh wp14">
+  <w:p>
+    <w:pPr>
+      <w:pStyle w:val="aa"/>
+      <w:ind w:firstLine="360"/>
+    </w:pPr>
+  </w:p>
+</w:hdr>
+</file>
+
+<file path=word/header2.xml><?xml version="1.0" encoding="utf-8"?>
+<w:hdr xmlns:wpc="http://schemas.microsoft.com/office/word/2010/wordprocessingCanvas" xmlns:cx="http://schemas.microsoft.com/office/drawing/2014/chartex" xmlns:cx1="http://schemas.microsoft.com/office/drawing/2015/9/8/chartex" xmlns:cx2="http://schemas.microsoft.com/office/drawing/2015/10/21/chartex" xmlns:cx3="http://schemas.microsoft.com/office/drawing/2016/5/9/chartex" xmlns:cx4="http://schemas.microsoft.com/office/drawing/2016/5/10/chartex" xmlns:cx5="http://schemas.microsoft.com/office/drawing/2016/5/11/chartex" xmlns:cx6="http://schemas.microsoft.com/office/drawing/2016/5/12/chartex" xmlns:cx7="http://schemas.microsoft.com/office/drawing/2016/5/13/chartex" xmlns:cx8="http://schemas.microsoft.com/office/drawing/2016/5/14/chartex" xmlns:mc="http://schemas.openxmlformats.org/markup-compatibility/2006" xmlns:aink="http://schemas.microsoft.com/office/drawing/2016/ink" xmlns:am3d="http://schemas.microsoft.com/office/drawing/2017/model3d" xmlns:o="urn:schemas-microsoft-com:office:office" xmlns:oel="http://schemas.microsoft.com/office/2019/extlst" xmlns:r="http://schemas.openxmlformats.org/officeDocument/2006/relationships" xmlns:m="http://schemas.openxmlformats.org/officeDocument/2006/math" xmlns:v="urn:schemas-microsoft-com:vml" xmlns:wp14="http://schemas.microsoft.com/office/word/2010/wordprocessingDrawing" xmlns:wp="http://schemas.openxmlformats.org/drawingml/2006/wordprocessingDrawing" xmlns:w10="urn:schemas-microsoft-com:office:word" xmlns:w="http://schemas.openxmlformats.org/wordprocessingml/2006/main" xmlns:w14="http://schemas.microsoft.com/office/word/2010/wordml" xmlns:w15="http://schemas.microsoft.com/office/word/2012/wordml" xmlns:w16cex="http://schemas.microsoft.com/office/word/2018/wordml/cex" xmlns:w16cid="http://schemas.microsoft.com/office/word/2016/wordml/cid" xmlns:w16="http://schemas.microsoft.com/office/word/2018/wordml" xmlns:w16sdtdh="http://schemas.microsoft.com/office/word/2020/wordml/sdtdatahash" xmlns:w16se="http://schemas.microsoft.com/office/word/2015/wordml/symex" xmlns:wpg="http://schemas.microsoft.com/office/word/2010/wordprocessingGroup" xmlns:wpi="http://schemas.microsoft.com/office/word/2010/wordprocessingInk" xmlns:wne="http://schemas.microsoft.com/office/word/2006/wordml" xmlns:wps="http://schemas.microsoft.com/office/word/2010/wordprocessingShape" mc:Ignorable="w14 w15 w16se w16cid w16 w16cex w16sdtdh wp14">
+  <w:p>
+    <w:pPr>
+      <w:ind w:left="480" w:firstLineChars="0" w:firstLine="0"/>
+    </w:pPr>
+  </w:p>
+</w:hdr>
+</file>
+
+<file path=word/header3.xml><?xml version="1.0" encoding="utf-8"?>
+<w:hdr xmlns:wpc="http://schemas.microsoft.com/office/word/2010/wordprocessingCanvas" xmlns:cx="http://schemas.microsoft.com/office/drawing/2014/chartex" xmlns:cx1="http://schemas.microsoft.com/office/drawing/2015/9/8/chartex" xmlns:cx2="http://schemas.microsoft.com/office/drawing/2015/10/21/chartex" xmlns:cx3="http://schemas.microsoft.com/office/drawing/2016/5/9/chartex" xmlns:cx4="http://schemas.microsoft.com/office/drawing/2016/5/10/chartex" xmlns:cx5="http://schemas.microsoft.com/office/drawing/2016/5/11/chartex" xmlns:cx6="http://schemas.microsoft.com/office/drawing/2016/5/12/chartex" xmlns:cx7="http://schemas.microsoft.com/office/drawing/2016/5/13/chartex" xmlns:cx8="http://schemas.microsoft.com/office/drawing/2016/5/14/chartex" xmlns:mc="http://schemas.openxmlformats.org/markup-compatibility/2006" xmlns:aink="http://schemas.microsoft.com/office/drawing/2016/ink" xmlns:am3d="http://schemas.microsoft.com/office/drawing/2017/model3d" xmlns:o="urn:schemas-microsoft-com:office:office" xmlns:oel="http://schemas.microsoft.com/office/2019/extlst" xmlns:r="http://schemas.openxmlformats.org/officeDocument/2006/relationships" xmlns:m="http://schemas.openxmlformats.org/officeDocument/2006/math" xmlns:v="urn:schemas-microsoft-com:vml" xmlns:wp14="http://schemas.microsoft.com/office/word/2010/wordprocessingDrawing" xmlns:wp="http://schemas.openxmlformats.org/drawingml/2006/wordprocessingDrawing" xmlns:w10="urn:schemas-microsoft-com:office:word" xmlns:w="http://schemas.openxmlformats.org/wordprocessingml/2006/main" xmlns:w14="http://schemas.microsoft.com/office/word/2010/wordml" xmlns:w15="http://schemas.microsoft.com/office/word/2012/wordml" xmlns:w16cex="http://schemas.microsoft.com/office/word/2018/wordml/cex" xmlns:w16cid="http://schemas.microsoft.com/office/word/2016/wordml/cid" xmlns:w16="http://schemas.microsoft.com/office/word/2018/wordml" xmlns:w16sdtdh="http://schemas.microsoft.com/office/word/2020/wordml/sdtdatahash" xmlns:w16se="http://schemas.microsoft.com/office/word/2015/wordml/symex" xmlns:wpg="http://schemas.microsoft.com/office/word/2010/wordprocessingGroup" xmlns:wpi="http://schemas.microsoft.com/office/word/2010/wordprocessingInk" xmlns:wne="http://schemas.microsoft.com/office/word/2006/wordml" xmlns:wps="http://schemas.microsoft.com/office/word/2010/wordprocessingShape" mc:Ignorable="w14 w15 w16se w16cid w16 w16cex w16sdtdh wp14">
+  <w:p>
+    <w:pPr>
+      <w:pStyle w:val="aa"/>
+      <w:ind w:firstLine="360"/>
+    </w:pPr>
+  </w:p>
+</w:hdr>
+</file>
+
+<file path=word/numbering.xml><?xml version="1.0" encoding="utf-8"?>
+<w:numbering xmlns:wpc="http://schemas.microsoft.com/office/word/2010/wordprocessingCanvas" xmlns:cx="http://schemas.microsoft.com/office/drawing/2014/chartex" xmlns:cx1="http://schemas.microsoft.com/office/drawing/2015/9/8/chartex" xmlns:cx2="http://schemas.microsoft.com/office/drawing/2015/10/21/chartex" xmlns:cx3="http://schemas.microsoft.com/office/drawing/2016/5/9/chartex" xmlns:cx4="http://schemas.microsoft.com/office/drawing/2016/5/10/chartex" xmlns:cx5="http://schemas.microsoft.com/office/drawing/2016/5/11/chartex" xmlns:cx6="http://schemas.microsoft.com/office/drawing/2016/5/12/chartex" xmlns:cx7="http://schemas.microsoft.com/office/drawing/2016/5/13/chartex" xmlns:cx8="http://schemas.microsoft.com/office/drawing/2016/5/14/chartex" xmlns:mc="http://schemas.openxmlformats.org/markup-compatibility/2006" xmlns:aink="http://schemas.microsoft.com/office/drawing/2016/ink" xmlns:am3d="http://schemas.microsoft.com/office/drawing/2017/model3d" xmlns:o="urn:schemas-microsoft-com:office:office" xmlns:oel="http://schemas.microsoft.com/office/2019/extlst" xmlns:r="http://schemas.openxmlformats.org/officeDocument/2006/relationships" xmlns:m="http://schemas.openxmlformats.org/officeDocument/2006/math" xmlns:v="urn:schemas-microsoft-com:vml" xmlns:wp14="http://schemas.microsoft.com/office/word/2010/wordprocessingDrawing" xmlns:wp="http://schemas.openxmlformats.org/drawingml/2006/wordprocessingDrawing" xmlns:w10="urn:schemas-microsoft-com:office:word" xmlns:w="http://schemas.openxmlformats.org/wordprocessingml/2006/main" xmlns:w14="http://schemas.microsoft.com/office/word/2010/wordml" xmlns:w15="http://schemas.microsoft.com/office/word/2012/wordml" xmlns:w16cex="http://schemas.microsoft.com/office/word/2018/wordml/cex" xmlns:w16cid="http://schemas.microsoft.com/office/word/2016/wordml/cid" xmlns:w16="http://schemas.microsoft.com/office/word/2018/wordml" xmlns:w16sdtdh="http://schemas.microsoft.com/office/word/2020/wordml/sdtdatahash" xmlns:w16se="http://schemas.microsoft.com/office/word/2015/wordml/symex" xmlns:wpg="http://schemas.microsoft.com/office/word/2010/wordprocessingGroup" xmlns:wpi="http://schemas.microsoft.com/office/word/2010/wordprocessingInk" xmlns:wne="http://schemas.microsoft.com/office/word/2006/wordml" xmlns:wps="http://schemas.microsoft.com/office/word/2010/wordprocessingShape" mc:Ignorable="w14 w15 w16se w16cid w16 w16cex w16sdtdh wp14">
+  <w:abstractNum w:abstractNumId="0" w15:restartNumberingAfterBreak="0">
+    <w:nsid w:val="42E86D9B"/>
+    <w:multiLevelType w:val="multilevel"/>
+    <w:tmpl w:val="3752D3CC"/>
+    <w:lvl w:ilvl="0">
+      <w:start w:val="1"/>
+      <w:numFmt w:val="decimal"/>
+      <w:lvlText w:val="%1."/>
+      <w:lvlJc w:val="left"/>
+      <w:pPr>
+        <w:tabs>
+          <w:tab w:val="num" w:pos="720"/>
+        </w:tabs>
+        <w:ind w:left="720" w:hanging="720"/>
+      </w:pPr>
+    </w:lvl>
+    <w:lvl w:ilvl="1">
+      <w:start w:val="1"/>
+      <w:numFmt w:val="decimal"/>
+      <w:lvlText w:val="%2."/>
+      <w:lvlJc w:val="left"/>
+      <w:pPr>
+        <w:tabs>
+          <w:tab w:val="num" w:pos="1440"/>
+        </w:tabs>
+        <w:ind w:left="1440" w:hanging="720"/>
+      </w:pPr>
+    </w:lvl>
+    <w:lvl w:ilvl="2">
+      <w:start w:val="1"/>
+      <w:numFmt w:val="decimal"/>
+      <w:pStyle w:val="3"/>
+      <w:lvlText w:val="%3."/>
+      <w:lvlJc w:val="left"/>
+      <w:pPr>
+        <w:tabs>
+          <w:tab w:val="num" w:pos="2160"/>
+        </w:tabs>
+        <w:ind w:left="2160" w:hanging="720"/>
+      </w:pPr>
+    </w:lvl>
+    <w:lvl w:ilvl="3">
+      <w:start w:val="1"/>
+      <w:numFmt w:val="decimal"/>
+      <w:lvlText w:val="%4."/>
+      <w:lvlJc w:val="left"/>
+      <w:pPr>
+        <w:tabs>
+          <w:tab w:val="num" w:pos="2880"/>
+        </w:tabs>
+        <w:ind w:left="2880" w:hanging="720"/>
+      </w:pPr>
+    </w:lvl>
+    <w:lvl w:ilvl="4">
+      <w:start w:val="1"/>
+      <w:numFmt w:val="decimal"/>
+      <w:lvlText w:val="%5."/>
+      <w:lvlJc w:val="left"/>
+      <w:pPr>
+        <w:tabs>
+          <w:tab w:val="num" w:pos="3600"/>
+        </w:tabs>
+        <w:ind w:left="3600" w:hanging="720"/>
+      </w:pPr>
+    </w:lvl>
+    <w:lvl w:ilvl="5">
+      <w:start w:val="1"/>
+      <w:numFmt w:val="decimal"/>
+      <w:lvlText w:val="%6."/>
+      <w:lvlJc w:val="left"/>
+      <w:pPr>
+        <w:tabs>
+          <w:tab w:val="num" w:pos="4320"/>
+        </w:tabs>
+        <w:ind w:left="4320" w:hanging="720"/>
+      </w:pPr>
+    </w:lvl>
+    <w:lvl w:ilvl="6">
+      <w:start w:val="1"/>
+      <w:numFmt w:val="decimal"/>
+      <w:lvlText w:val="%7."/>
+      <w:lvlJc w:val="left"/>
+      <w:pPr>
+        <w:tabs>
+          <w:tab w:val="num" w:pos="5040"/>
+        </w:tabs>
+        <w:ind w:left="5040" w:hanging="720"/>
+      </w:pPr>
+    </w:lvl>
+    <w:lvl w:ilvl="7">
+      <w:start w:val="1"/>
+      <w:numFmt w:val="decimal"/>
+      <w:lvlText w:val="%8."/>
+      <w:lvlJc w:val="left"/>
+      <w:pPr>
+        <w:tabs>
+          <w:tab w:val="num" w:pos="5760"/>
+        </w:tabs>
+        <w:ind w:left="5760" w:hanging="720"/>
+      </w:pPr>
+    </w:lvl>
+    <w:lvl w:ilvl="8">
+      <w:start w:val="1"/>
+      <w:numFmt w:val="decimal"/>
+      <w:lvlText w:val="%9."/>
+      <w:lvlJc w:val="left"/>
+      <w:pPr>
+        <w:tabs>
+          <w:tab w:val="num" w:pos="6480"/>
+        </w:tabs>
+        <w:ind w:left="6480" w:hanging="720"/>
+      </w:pPr>
+    </w:lvl>
+  </w:abstractNum>
+  <w:abstractNum w:abstractNumId="1" w15:restartNumberingAfterBreak="0">
+    <w:nsid w:val="72BE45F5"/>
+    <w:multiLevelType w:val="multilevel"/>
+    <w:tmpl w:val="2B4C5008"/>
+    <w:lvl w:ilvl="0">
+      <w:start w:val="1"/>
+      <w:numFmt w:val="decimal"/>
+      <w:pStyle w:val="1"/>
+      <w:lvlText w:val="第%1章"/>
+      <w:lvlJc w:val="left"/>
+      <w:pPr>
+        <w:ind w:left="431" w:hanging="431"/>
+      </w:pPr>
+      <w:rPr>
+        <w:rFonts w:hint="default"/>
+        <w:lang w:val="en-US"/>
+      </w:rPr>
+    </w:lvl>
+    <w:lvl w:ilvl="1">
+      <w:start w:val="1"/>
+      <w:numFmt w:val="decimal"/>
+      <w:pStyle w:val="2"/>
+      <w:lvlText w:val="%1.%2"/>
+      <w:lvlJc w:val="left"/>
+      <w:pPr>
+        <w:ind w:left="576" w:hanging="576"/>
+      </w:pPr>
+      <w:rPr>
+        <w:rFonts w:hint="default"/>
+        <w:color w:val="auto"/>
+      </w:rPr>
+    </w:lvl>
+    <w:lvl w:ilvl="2">
+      <w:start w:val="1"/>
+      <w:numFmt w:val="decimal"/>
+      <w:lvlText w:val="%1.%2.%3"/>
+      <w:lvlJc w:val="left"/>
+      <w:pPr>
+        <w:ind w:left="720" w:hanging="720"/>
+      </w:pPr>
+      <w:rPr>
+        <w:rFonts w:hint="eastAsia"/>
+      </w:rPr>
+    </w:lvl>
+    <w:lvl w:ilvl="3">
+      <w:start w:val="1"/>
+      <w:numFmt w:val="decimal"/>
+      <w:lvlText w:val="%1.%2.%3.%4"/>
+      <w:lvlJc w:val="left"/>
+      <w:pPr>
+        <w:ind w:left="864" w:hanging="864"/>
+      </w:pPr>
+      <w:rPr>
+        <w:rFonts w:hint="eastAsia"/>
+      </w:rPr>
+    </w:lvl>
+    <w:lvl w:ilvl="4">
+      <w:start w:val="1"/>
+      <w:numFmt w:val="decimal"/>
+      <w:lvlText w:val="%1.%2.%3.%4.%5"/>
+      <w:lvlJc w:val="left"/>
+      <w:pPr>
+        <w:ind w:left="1008" w:hanging="1008"/>
+      </w:pPr>
+      <w:rPr>
+        <w:rFonts w:hint="eastAsia"/>
+      </w:rPr>
+    </w:lvl>
+    <w:lvl w:ilvl="5">
+      <w:start w:val="1"/>
+      <w:numFmt w:val="decimal"/>
+      <w:lvlText w:val="%1.%2.%3.%4.%5.%6"/>
+      <w:lvlJc w:val="left"/>
+      <w:pPr>
+        <w:ind w:left="1152" w:hanging="1152"/>
+      </w:pPr>
+      <w:rPr>
+        <w:rFonts w:hint="eastAsia"/>
+      </w:rPr>
+    </w:lvl>
+    <w:lvl w:ilvl="6">
+      <w:start w:val="1"/>
+      <w:numFmt w:val="decimal"/>
+      <w:lvlText w:val="%1.%2.%3.%4.%5.%6.%7"/>
+      <w:lvlJc w:val="left"/>
+      <w:pPr>
+        <w:ind w:left="1296" w:hanging="1296"/>
+      </w:pPr>
+      <w:rPr>
+        <w:rFonts w:hint="eastAsia"/>
+      </w:rPr>
+    </w:lvl>
+    <w:lvl w:ilvl="7">
+      <w:start w:val="1"/>
+      <w:numFmt w:val="decimal"/>
+      <w:lvlText w:val="%1.%2.%3.%4.%5.%6.%7.%8"/>
+      <w:lvlJc w:val="left"/>
+      <w:pPr>
+        <w:ind w:left="1440" w:hanging="1440"/>
+      </w:pPr>
+      <w:rPr>
+        <w:rFonts w:hint="eastAsia"/>
+      </w:rPr>
+    </w:lvl>
+    <w:lvl w:ilvl="8">
+      <w:start w:val="1"/>
+      <w:numFmt w:val="decimal"/>
+      <w:lvlText w:val="%1.%2.%3.%4.%5.%6.%7.%8.%9"/>
+      <w:lvlJc w:val="left"/>
+      <w:pPr>
+        <w:ind w:left="1584" w:hanging="1584"/>
+      </w:pPr>
+      <w:rPr>
+        <w:rFonts w:hint="eastAsia"/>
+      </w:rPr>
+    </w:lvl>
+  </w:abstractNum>
+  <w:num w:numId="1" w16cid:durableId="1642688143">
+    <w:abstractNumId w:val="1"/>
+  </w:num>
+  <w:num w:numId="2" w16cid:durableId="1242568436">
+    <w:abstractNumId w:val="1"/>
+  </w:num>
+  <w:num w:numId="3" w16cid:durableId="1149634495">
+    <w:abstractNumId w:val="1"/>
+  </w:num>
+  <w:num w:numId="4" w16cid:durableId="393047152">
+    <w:abstractNumId w:val="0"/>
+  </w:num>
+</w:numbering>
 </file>
 
 <file path=word/styles.xml><?xml version="1.0" encoding="utf-8"?>
@@ -446,19 +1450,14 @@
   <w:docDefaults>
     <w:rPrDefault>
       <w:rPr>
-        <w:rFonts w:asciiTheme="minorHAnsi" w:eastAsiaTheme="minorEastAsia" w:hAnsiTheme="minorHAnsi" w:cstheme="minorBidi"/>
+        <w:rFonts w:ascii="Times New Roman" w:eastAsia="宋体" w:hAnsi="Times New Roman" w:cstheme="minorBidi"/>
         <w:kern w:val="2"/>
-        <w:sz w:val="22"/>
-        <w:szCs w:val="24"/>
+        <w:sz w:val="21"/>
+        <w:szCs w:val="21"/>
         <w:lang w:val="en-US" w:eastAsia="zh-CN" w:bidi="ar-SA"/>
-        <w14:ligatures w14:val="standardContextual"/>
       </w:rPr>
     </w:rPrDefault>
-    <w:pPrDefault>
-      <w:pPr>
-        <w:spacing w:after="160" w:line="278" w:lineRule="auto"/>
-      </w:pPr>
-    </w:pPrDefault>
+    <w:pPrDefault/>
   </w:docDefaults>
   <w:latentStyles w:defLockedState="0" w:defUIPriority="99" w:defSemiHidden="0" w:defUnhideWhenUsed="0" w:defQFormat="0" w:count="376">
     <w:lsdException w:name="Normal" w:uiPriority="0" w:qFormat="1"/>
@@ -523,7 +1522,7 @@
     <w:lsdException w:name="List Number 3" w:semiHidden="1" w:unhideWhenUsed="1"/>
     <w:lsdException w:name="List Number 4" w:semiHidden="1" w:unhideWhenUsed="1"/>
     <w:lsdException w:name="List Number 5" w:semiHidden="1" w:unhideWhenUsed="1"/>
-    <w:lsdException w:name="Title" w:uiPriority="10" w:qFormat="1"/>
+    <w:lsdException w:name="Title" w:uiPriority="0" w:qFormat="1"/>
     <w:lsdException w:name="Closing" w:semiHidden="1" w:unhideWhenUsed="1"/>
     <w:lsdException w:name="Signature" w:semiHidden="1" w:unhideWhenUsed="1"/>
     <w:lsdException w:name="Default Paragraph Font" w:semiHidden="1" w:uiPriority="1" w:unhideWhenUsed="1"/>
@@ -841,208 +1840,99 @@
   <w:style w:type="paragraph" w:default="1" w:styleId="a">
     <w:name w:val="Normal"/>
     <w:qFormat/>
+    <w:rsid w:val="00770D9C"/>
     <w:pPr>
       <w:widowControl w:val="0"/>
+      <w:spacing w:line="360" w:lineRule="auto"/>
+      <w:ind w:firstLineChars="200" w:firstLine="200"/>
+      <w:jc w:val="both"/>
     </w:pPr>
+    <w:rPr>
+      <w:rFonts w:cstheme="majorBidi"/>
+      <w:bCs/>
+      <w:sz w:val="24"/>
+      <w:szCs w:val="32"/>
+    </w:rPr>
   </w:style>
   <w:style w:type="paragraph" w:styleId="1">
     <w:name w:val="heading 1"/>
-    <w:basedOn w:val="a"/>
     <w:next w:val="a"/>
     <w:link w:val="10"/>
+    <w:autoRedefine/>
     <w:uiPriority w:val="9"/>
     <w:qFormat/>
-    <w:rsid w:val="005F7CA9"/>
+    <w:rsid w:val="003D7546"/>
     <w:pPr>
       <w:keepNext/>
       <w:keepLines/>
-      <w:spacing w:before="480" w:after="80"/>
+      <w:numPr>
+        <w:numId w:val="3"/>
+      </w:numPr>
+      <w:spacing w:line="400" w:lineRule="exact"/>
+      <w:jc w:val="center"/>
       <w:outlineLvl w:val="0"/>
     </w:pPr>
     <w:rPr>
-      <w:rFonts w:asciiTheme="majorHAnsi" w:eastAsiaTheme="majorEastAsia" w:hAnsiTheme="majorHAnsi" w:cstheme="majorBidi"/>
-      <w:color w:val="0F4761" w:themeColor="accent1" w:themeShade="BF"/>
-      <w:sz w:val="48"/>
-      <w:szCs w:val="48"/>
+      <w:rFonts w:eastAsia="黑体" w:cstheme="majorBidi"/>
+      <w:b/>
+      <w:bCs/>
+      <w:kern w:val="44"/>
+      <w:sz w:val="32"/>
+      <w:szCs w:val="44"/>
     </w:rPr>
   </w:style>
   <w:style w:type="paragraph" w:styleId="2">
     <w:name w:val="heading 2"/>
-    <w:basedOn w:val="a"/>
     <w:next w:val="a"/>
     <w:link w:val="20"/>
+    <w:autoRedefine/>
     <w:uiPriority w:val="9"/>
-    <w:semiHidden/>
     <w:unhideWhenUsed/>
     <w:qFormat/>
-    <w:rsid w:val="005F7CA9"/>
+    <w:rsid w:val="003D7546"/>
     <w:pPr>
       <w:keepNext/>
       <w:keepLines/>
-      <w:spacing w:before="160" w:after="80"/>
+      <w:numPr>
+        <w:ilvl w:val="1"/>
+        <w:numId w:val="3"/>
+      </w:numPr>
+      <w:spacing w:beforeLines="50" w:before="50" w:afterLines="50" w:after="50" w:line="400" w:lineRule="exact"/>
       <w:outlineLvl w:val="1"/>
-    </w:pPr>
-    <w:rPr>
-      <w:rFonts w:asciiTheme="majorHAnsi" w:eastAsiaTheme="majorEastAsia" w:hAnsiTheme="majorHAnsi" w:cstheme="majorBidi"/>
-      <w:color w:val="0F4761" w:themeColor="accent1" w:themeShade="BF"/>
-      <w:sz w:val="40"/>
-      <w:szCs w:val="40"/>
-    </w:rPr>
-  </w:style>
-  <w:style w:type="paragraph" w:styleId="3">
-    <w:name w:val="heading 3"/>
-    <w:basedOn w:val="a"/>
-    <w:next w:val="a"/>
-    <w:link w:val="30"/>
-    <w:uiPriority w:val="9"/>
-    <w:semiHidden/>
-    <w:unhideWhenUsed/>
-    <w:qFormat/>
-    <w:rsid w:val="005F7CA9"/>
-    <w:pPr>
-      <w:keepNext/>
-      <w:keepLines/>
-      <w:spacing w:before="160" w:after="80"/>
-      <w:outlineLvl w:val="2"/>
-    </w:pPr>
-    <w:rPr>
-      <w:rFonts w:asciiTheme="majorHAnsi" w:eastAsiaTheme="majorEastAsia" w:hAnsiTheme="majorHAnsi" w:cstheme="majorBidi"/>
-      <w:color w:val="0F4761" w:themeColor="accent1" w:themeShade="BF"/>
-      <w:sz w:val="32"/>
-      <w:szCs w:val="32"/>
-    </w:rPr>
-  </w:style>
-  <w:style w:type="paragraph" w:styleId="4">
-    <w:name w:val="heading 4"/>
-    <w:basedOn w:val="a"/>
-    <w:next w:val="a"/>
-    <w:link w:val="40"/>
-    <w:uiPriority w:val="9"/>
-    <w:semiHidden/>
-    <w:unhideWhenUsed/>
-    <w:qFormat/>
-    <w:rsid w:val="005F7CA9"/>
-    <w:pPr>
-      <w:keepNext/>
-      <w:keepLines/>
-      <w:spacing w:before="80" w:after="40"/>
-      <w:outlineLvl w:val="3"/>
-    </w:pPr>
-    <w:rPr>
-      <w:rFonts w:cstheme="majorBidi"/>
-      <w:color w:val="0F4761" w:themeColor="accent1" w:themeShade="BF"/>
-      <w:sz w:val="28"/>
-      <w:szCs w:val="28"/>
-    </w:rPr>
-  </w:style>
-  <w:style w:type="paragraph" w:styleId="5">
-    <w:name w:val="heading 5"/>
-    <w:basedOn w:val="a"/>
-    <w:next w:val="a"/>
-    <w:link w:val="50"/>
-    <w:uiPriority w:val="9"/>
-    <w:semiHidden/>
-    <w:unhideWhenUsed/>
-    <w:qFormat/>
-    <w:rsid w:val="005F7CA9"/>
-    <w:pPr>
-      <w:keepNext/>
-      <w:keepLines/>
-      <w:spacing w:before="80" w:after="40"/>
-      <w:outlineLvl w:val="4"/>
-    </w:pPr>
-    <w:rPr>
-      <w:rFonts w:cstheme="majorBidi"/>
-      <w:color w:val="0F4761" w:themeColor="accent1" w:themeShade="BF"/>
-      <w:sz w:val="24"/>
-    </w:rPr>
-  </w:style>
-  <w:style w:type="paragraph" w:styleId="6">
-    <w:name w:val="heading 6"/>
-    <w:basedOn w:val="a"/>
-    <w:next w:val="a"/>
-    <w:link w:val="60"/>
-    <w:uiPriority w:val="9"/>
-    <w:semiHidden/>
-    <w:unhideWhenUsed/>
-    <w:qFormat/>
-    <w:rsid w:val="005F7CA9"/>
-    <w:pPr>
-      <w:keepNext/>
-      <w:keepLines/>
-      <w:spacing w:before="40" w:after="0"/>
-      <w:outlineLvl w:val="5"/>
     </w:pPr>
     <w:rPr>
       <w:rFonts w:cstheme="majorBidi"/>
       <w:b/>
       <w:bCs/>
-      <w:color w:val="0F4761" w:themeColor="accent1" w:themeShade="BF"/>
+      <w:sz w:val="28"/>
+      <w:szCs w:val="32"/>
     </w:rPr>
   </w:style>
-  <w:style w:type="paragraph" w:styleId="7">
-    <w:name w:val="heading 7"/>
-    <w:basedOn w:val="a"/>
+  <w:style w:type="paragraph" w:styleId="3">
+    <w:name w:val="heading 3"/>
     <w:next w:val="a"/>
-    <w:link w:val="70"/>
+    <w:link w:val="30"/>
+    <w:autoRedefine/>
     <w:uiPriority w:val="9"/>
-    <w:semiHidden/>
     <w:unhideWhenUsed/>
     <w:qFormat/>
-    <w:rsid w:val="005F7CA9"/>
+    <w:rsid w:val="003D7546"/>
     <w:pPr>
       <w:keepNext/>
       <w:keepLines/>
-      <w:spacing w:before="40" w:after="0"/>
-      <w:outlineLvl w:val="6"/>
+      <w:numPr>
+        <w:ilvl w:val="2"/>
+        <w:numId w:val="4"/>
+      </w:numPr>
+      <w:spacing w:beforeLines="50" w:before="50" w:afterLines="50" w:after="50" w:line="400" w:lineRule="exact"/>
+      <w:ind w:left="720"/>
+      <w:outlineLvl w:val="2"/>
     </w:pPr>
     <w:rPr>
       <w:rFonts w:cstheme="majorBidi"/>
       <w:b/>
       <w:bCs/>
-      <w:color w:val="595959" w:themeColor="text1" w:themeTint="A6"/>
-    </w:rPr>
-  </w:style>
-  <w:style w:type="paragraph" w:styleId="8">
-    <w:name w:val="heading 8"/>
-    <w:basedOn w:val="a"/>
-    <w:next w:val="a"/>
-    <w:link w:val="80"/>
-    <w:uiPriority w:val="9"/>
-    <w:semiHidden/>
-    <w:unhideWhenUsed/>
-    <w:qFormat/>
-    <w:rsid w:val="005F7CA9"/>
-    <w:pPr>
-      <w:keepNext/>
-      <w:keepLines/>
-      <w:spacing w:after="0"/>
-      <w:outlineLvl w:val="7"/>
-    </w:pPr>
-    <w:rPr>
-      <w:rFonts w:cstheme="majorBidi"/>
-      <w:color w:val="595959" w:themeColor="text1" w:themeTint="A6"/>
-    </w:rPr>
-  </w:style>
-  <w:style w:type="paragraph" w:styleId="9">
-    <w:name w:val="heading 9"/>
-    <w:basedOn w:val="a"/>
-    <w:next w:val="a"/>
-    <w:link w:val="90"/>
-    <w:uiPriority w:val="9"/>
-    <w:semiHidden/>
-    <w:unhideWhenUsed/>
-    <w:qFormat/>
-    <w:rsid w:val="005F7CA9"/>
-    <w:pPr>
-      <w:keepNext/>
-      <w:keepLines/>
-      <w:spacing w:after="0"/>
-      <w:outlineLvl w:val="8"/>
-    </w:pPr>
-    <w:rPr>
-      <w:rFonts w:eastAsiaTheme="majorEastAsia" w:cstheme="majorBidi"/>
-      <w:color w:val="595959" w:themeColor="text1" w:themeTint="A6"/>
+      <w:szCs w:val="32"/>
     </w:rPr>
   </w:style>
   <w:style w:type="character" w:default="1" w:styleId="a0">
@@ -1072,31 +1962,117 @@
     <w:semiHidden/>
     <w:unhideWhenUsed/>
   </w:style>
+  <w:style w:type="character" w:customStyle="1" w:styleId="20">
+    <w:name w:val="标题 2 字符"/>
+    <w:basedOn w:val="a0"/>
+    <w:link w:val="2"/>
+    <w:uiPriority w:val="9"/>
+    <w:rsid w:val="003D7546"/>
+    <w:rPr>
+      <w:rFonts w:cstheme="majorBidi"/>
+      <w:b/>
+      <w:bCs/>
+      <w:sz w:val="28"/>
+      <w:szCs w:val="32"/>
+    </w:rPr>
+  </w:style>
+  <w:style w:type="paragraph" w:styleId="a3">
+    <w:name w:val="Title"/>
+    <w:basedOn w:val="a"/>
+    <w:next w:val="a"/>
+    <w:link w:val="a4"/>
+    <w:autoRedefine/>
+    <w:qFormat/>
+    <w:rsid w:val="003D7546"/>
+    <w:pPr>
+      <w:spacing w:before="240" w:after="60" w:line="400" w:lineRule="exact"/>
+      <w:ind w:firstLineChars="0" w:firstLine="0"/>
+      <w:jc w:val="center"/>
+      <w:outlineLvl w:val="0"/>
+    </w:pPr>
+    <w:rPr>
+      <w:rFonts w:eastAsia="黑体" w:cstheme="minorBidi"/>
+      <w:bCs w:val="0"/>
+      <w:sz w:val="32"/>
+      <w:szCs w:val="21"/>
+    </w:rPr>
+  </w:style>
+  <w:style w:type="character" w:customStyle="1" w:styleId="a4">
+    <w:name w:val="标题 字符"/>
+    <w:basedOn w:val="a0"/>
+    <w:link w:val="a3"/>
+    <w:rsid w:val="003D7546"/>
+    <w:rPr>
+      <w:rFonts w:eastAsia="黑体"/>
+      <w:sz w:val="32"/>
+    </w:rPr>
+  </w:style>
+  <w:style w:type="paragraph" w:customStyle="1" w:styleId="Reference">
+    <w:name w:val="Reference"/>
+    <w:basedOn w:val="1"/>
+    <w:link w:val="Reference0"/>
+    <w:qFormat/>
+    <w:rsid w:val="00CE631B"/>
+    <w:pPr>
+      <w:spacing w:line="480" w:lineRule="auto"/>
+    </w:pPr>
+    <w:rPr>
+      <w:rFonts w:cstheme="minorBidi"/>
+      <w:kern w:val="2"/>
+      <w:szCs w:val="24"/>
+    </w:rPr>
+  </w:style>
+  <w:style w:type="character" w:customStyle="1" w:styleId="Reference0">
+    <w:name w:val="Reference 字符"/>
+    <w:basedOn w:val="10"/>
+    <w:link w:val="Reference"/>
+    <w:rsid w:val="00CE631B"/>
+    <w:rPr>
+      <w:rFonts w:eastAsia="黑体" w:cstheme="majorBidi"/>
+      <w:b/>
+      <w:bCs/>
+      <w:kern w:val="44"/>
+      <w:sz w:val="32"/>
+      <w:szCs w:val="24"/>
+    </w:rPr>
+  </w:style>
   <w:style w:type="character" w:customStyle="1" w:styleId="10">
     <w:name w:val="标题 1 字符"/>
     <w:basedOn w:val="a0"/>
     <w:link w:val="1"/>
     <w:uiPriority w:val="9"/>
-    <w:rsid w:val="005F7CA9"/>
+    <w:rsid w:val="003D7546"/>
     <w:rPr>
-      <w:rFonts w:asciiTheme="majorHAnsi" w:eastAsiaTheme="majorEastAsia" w:hAnsiTheme="majorHAnsi" w:cstheme="majorBidi"/>
-      <w:color w:val="0F4761" w:themeColor="accent1" w:themeShade="BF"/>
-      <w:sz w:val="48"/>
-      <w:szCs w:val="48"/>
+      <w:rFonts w:eastAsia="黑体" w:cstheme="majorBidi"/>
+      <w:b/>
+      <w:bCs/>
+      <w:kern w:val="44"/>
+      <w:sz w:val="32"/>
+      <w:szCs w:val="44"/>
     </w:rPr>
   </w:style>
-  <w:style w:type="character" w:customStyle="1" w:styleId="20">
-    <w:name w:val="标题 2 字符"/>
+  <w:style w:type="paragraph" w:customStyle="1" w:styleId="Reference1">
+    <w:name w:val="正文 Reference"/>
+    <w:link w:val="Reference2"/>
+    <w:autoRedefine/>
+    <w:qFormat/>
+    <w:rsid w:val="00002152"/>
+    <w:pPr>
+      <w:jc w:val="both"/>
+    </w:pPr>
+    <w:rPr>
+      <w:rFonts w:cs="Times New Roman"/>
+      <w:szCs w:val="24"/>
+    </w:rPr>
+  </w:style>
+  <w:style w:type="character" w:customStyle="1" w:styleId="Reference2">
+    <w:name w:val="正文 Reference 字符"/>
     <w:basedOn w:val="a0"/>
-    <w:link w:val="2"/>
-    <w:uiPriority w:val="9"/>
-    <w:semiHidden/>
-    <w:rsid w:val="005F7CA9"/>
+    <w:link w:val="Reference1"/>
+    <w:rsid w:val="00002152"/>
     <w:rPr>
-      <w:rFonts w:asciiTheme="majorHAnsi" w:eastAsiaTheme="majorEastAsia" w:hAnsiTheme="majorHAnsi" w:cstheme="majorBidi"/>
-      <w:color w:val="0F4761" w:themeColor="accent1" w:themeShade="BF"/>
-      <w:sz w:val="40"/>
-      <w:szCs w:val="40"/>
+      <w:rFonts w:cs="Times New Roman"/>
+      <w:szCs w:val="24"/>
     </w:rPr>
   </w:style>
   <w:style w:type="character" w:customStyle="1" w:styleId="30">
@@ -1104,275 +2080,87 @@
     <w:basedOn w:val="a0"/>
     <w:link w:val="3"/>
     <w:uiPriority w:val="9"/>
-    <w:semiHidden/>
-    <w:rsid w:val="005F7CA9"/>
-    <w:rPr>
-      <w:rFonts w:asciiTheme="majorHAnsi" w:eastAsiaTheme="majorEastAsia" w:hAnsiTheme="majorHAnsi" w:cstheme="majorBidi"/>
-      <w:color w:val="0F4761" w:themeColor="accent1" w:themeShade="BF"/>
-      <w:sz w:val="32"/>
-      <w:szCs w:val="32"/>
-    </w:rPr>
-  </w:style>
-  <w:style w:type="character" w:customStyle="1" w:styleId="40">
-    <w:name w:val="标题 4 字符"/>
-    <w:basedOn w:val="a0"/>
-    <w:link w:val="4"/>
-    <w:uiPriority w:val="9"/>
-    <w:semiHidden/>
-    <w:rsid w:val="005F7CA9"/>
-    <w:rPr>
-      <w:rFonts w:cstheme="majorBidi"/>
-      <w:color w:val="0F4761" w:themeColor="accent1" w:themeShade="BF"/>
-      <w:sz w:val="28"/>
-      <w:szCs w:val="28"/>
-    </w:rPr>
-  </w:style>
-  <w:style w:type="character" w:customStyle="1" w:styleId="50">
-    <w:name w:val="标题 5 字符"/>
-    <w:basedOn w:val="a0"/>
-    <w:link w:val="5"/>
-    <w:uiPriority w:val="9"/>
-    <w:semiHidden/>
-    <w:rsid w:val="005F7CA9"/>
-    <w:rPr>
-      <w:rFonts w:cstheme="majorBidi"/>
-      <w:color w:val="0F4761" w:themeColor="accent1" w:themeShade="BF"/>
-      <w:sz w:val="24"/>
-    </w:rPr>
-  </w:style>
-  <w:style w:type="character" w:customStyle="1" w:styleId="60">
-    <w:name w:val="标题 6 字符"/>
-    <w:basedOn w:val="a0"/>
-    <w:link w:val="6"/>
-    <w:uiPriority w:val="9"/>
-    <w:semiHidden/>
-    <w:rsid w:val="005F7CA9"/>
+    <w:rsid w:val="003D7546"/>
     <w:rPr>
       <w:rFonts w:cstheme="majorBidi"/>
       <w:b/>
       <w:bCs/>
-      <w:color w:val="0F4761" w:themeColor="accent1" w:themeShade="BF"/>
+      <w:szCs w:val="32"/>
     </w:rPr>
   </w:style>
-  <w:style w:type="character" w:customStyle="1" w:styleId="70">
-    <w:name w:val="标题 7 字符"/>
-    <w:basedOn w:val="a0"/>
-    <w:link w:val="7"/>
-    <w:uiPriority w:val="9"/>
-    <w:semiHidden/>
-    <w:rsid w:val="005F7CA9"/>
-    <w:rPr>
-      <w:rFonts w:cstheme="majorBidi"/>
-      <w:b/>
-      <w:bCs/>
-      <w:color w:val="595959" w:themeColor="text1" w:themeTint="A6"/>
-    </w:rPr>
-  </w:style>
-  <w:style w:type="character" w:customStyle="1" w:styleId="80">
-    <w:name w:val="标题 8 字符"/>
-    <w:basedOn w:val="a0"/>
-    <w:link w:val="8"/>
-    <w:uiPriority w:val="9"/>
-    <w:semiHidden/>
-    <w:rsid w:val="005F7CA9"/>
-    <w:rPr>
-      <w:rFonts w:cstheme="majorBidi"/>
-      <w:color w:val="595959" w:themeColor="text1" w:themeTint="A6"/>
-    </w:rPr>
-  </w:style>
-  <w:style w:type="character" w:customStyle="1" w:styleId="90">
-    <w:name w:val="标题 9 字符"/>
-    <w:basedOn w:val="a0"/>
-    <w:link w:val="9"/>
-    <w:uiPriority w:val="9"/>
-    <w:semiHidden/>
-    <w:rsid w:val="005F7CA9"/>
-    <w:rPr>
-      <w:rFonts w:eastAsiaTheme="majorEastAsia" w:cstheme="majorBidi"/>
-      <w:color w:val="595959" w:themeColor="text1" w:themeTint="A6"/>
-    </w:rPr>
-  </w:style>
-  <w:style w:type="paragraph" w:styleId="a3">
-    <w:name w:val="Title"/>
-    <w:basedOn w:val="a"/>
-    <w:next w:val="a"/>
-    <w:link w:val="a4"/>
-    <w:uiPriority w:val="10"/>
-    <w:qFormat/>
-    <w:rsid w:val="005F7CA9"/>
-    <w:pPr>
-      <w:spacing w:after="80" w:line="240" w:lineRule="auto"/>
-      <w:contextualSpacing/>
-      <w:jc w:val="center"/>
-    </w:pPr>
-    <w:rPr>
-      <w:rFonts w:asciiTheme="majorHAnsi" w:eastAsiaTheme="majorEastAsia" w:hAnsiTheme="majorHAnsi" w:cstheme="majorBidi"/>
-      <w:spacing w:val="-10"/>
-      <w:kern w:val="28"/>
-      <w:sz w:val="56"/>
-      <w:szCs w:val="56"/>
-    </w:rPr>
-  </w:style>
-  <w:style w:type="character" w:customStyle="1" w:styleId="a4">
-    <w:name w:val="标题 字符"/>
-    <w:basedOn w:val="a0"/>
-    <w:link w:val="a3"/>
-    <w:uiPriority w:val="10"/>
-    <w:rsid w:val="005F7CA9"/>
-    <w:rPr>
-      <w:rFonts w:asciiTheme="majorHAnsi" w:eastAsiaTheme="majorEastAsia" w:hAnsiTheme="majorHAnsi" w:cstheme="majorBidi"/>
-      <w:spacing w:val="-10"/>
-      <w:kern w:val="28"/>
-      <w:sz w:val="56"/>
-      <w:szCs w:val="56"/>
-    </w:rPr>
-  </w:style>
-  <w:style w:type="paragraph" w:styleId="a5">
+  <w:style w:type="table" w:customStyle="1" w:styleId="a5">
+    <w:name w:val="三线表"/>
+    <w:basedOn w:val="a1"/>
+    <w:uiPriority w:val="99"/>
+    <w:rsid w:val="000C7522"/>
+    <w:tblPr>
+      <w:tblBorders>
+        <w:top w:val="single" w:sz="12" w:space="0" w:color="auto"/>
+        <w:bottom w:val="single" w:sz="12" w:space="0" w:color="auto"/>
+      </w:tblBorders>
+    </w:tblPr>
+    <w:tblStylePr w:type="firstRow">
+      <w:tblPr/>
+      <w:tcPr>
+        <w:tcBorders>
+          <w:top w:val="single" w:sz="12" w:space="0" w:color="auto"/>
+          <w:left w:val="nil"/>
+          <w:bottom w:val="single" w:sz="6" w:space="0" w:color="auto"/>
+          <w:right w:val="nil"/>
+          <w:insideH w:val="nil"/>
+          <w:insideV w:val="nil"/>
+          <w:tl2br w:val="nil"/>
+          <w:tr2bl w:val="nil"/>
+        </w:tcBorders>
+      </w:tcPr>
+    </w:tblStylePr>
+  </w:style>
+  <w:style w:type="paragraph" w:styleId="a6">
     <w:name w:val="Subtitle"/>
     <w:basedOn w:val="a"/>
     <w:next w:val="a"/>
+    <w:link w:val="a7"/>
+    <w:uiPriority w:val="11"/>
+    <w:qFormat/>
+    <w:rsid w:val="000C7522"/>
+    <w:pPr>
+      <w:spacing w:before="240" w:after="60" w:line="312" w:lineRule="auto"/>
+      <w:jc w:val="center"/>
+      <w:outlineLvl w:val="1"/>
+    </w:pPr>
+    <w:rPr>
+      <w:rFonts w:cstheme="minorBidi"/>
+      <w:b/>
+      <w:kern w:val="28"/>
+      <w:sz w:val="32"/>
+    </w:rPr>
+  </w:style>
+  <w:style w:type="character" w:customStyle="1" w:styleId="a7">
+    <w:name w:val="副标题 字符"/>
+    <w:basedOn w:val="a0"/>
     <w:link w:val="a6"/>
     <w:uiPriority w:val="11"/>
-    <w:qFormat/>
-    <w:rsid w:val="005F7CA9"/>
-    <w:pPr>
-      <w:numPr>
-        <w:ilvl w:val="1"/>
-      </w:numPr>
-      <w:jc w:val="center"/>
-    </w:pPr>
-    <w:rPr>
-      <w:rFonts w:asciiTheme="majorHAnsi" w:eastAsiaTheme="majorEastAsia" w:hAnsiTheme="majorHAnsi" w:cstheme="majorBidi"/>
-      <w:color w:val="595959" w:themeColor="text1" w:themeTint="A6"/>
-      <w:spacing w:val="15"/>
-      <w:sz w:val="28"/>
-      <w:szCs w:val="28"/>
-    </w:rPr>
-  </w:style>
-  <w:style w:type="character" w:customStyle="1" w:styleId="a6">
-    <w:name w:val="副标题 字符"/>
-    <w:basedOn w:val="a0"/>
-    <w:link w:val="a5"/>
-    <w:uiPriority w:val="11"/>
-    <w:rsid w:val="005F7CA9"/>
-    <w:rPr>
-      <w:rFonts w:asciiTheme="majorHAnsi" w:eastAsiaTheme="majorEastAsia" w:hAnsiTheme="majorHAnsi" w:cstheme="majorBidi"/>
-      <w:color w:val="595959" w:themeColor="text1" w:themeTint="A6"/>
-      <w:spacing w:val="15"/>
-      <w:sz w:val="28"/>
-      <w:szCs w:val="28"/>
-    </w:rPr>
-  </w:style>
-  <w:style w:type="paragraph" w:styleId="a7">
-    <w:name w:val="Quote"/>
-    <w:basedOn w:val="a"/>
-    <w:next w:val="a"/>
-    <w:link w:val="a8"/>
-    <w:uiPriority w:val="29"/>
-    <w:qFormat/>
-    <w:rsid w:val="005F7CA9"/>
-    <w:pPr>
-      <w:spacing w:before="160"/>
-      <w:jc w:val="center"/>
-    </w:pPr>
-    <w:rPr>
-      <w:i/>
-      <w:iCs/>
-      <w:color w:val="404040" w:themeColor="text1" w:themeTint="BF"/>
-    </w:rPr>
-  </w:style>
-  <w:style w:type="character" w:customStyle="1" w:styleId="a8">
-    <w:name w:val="引用 字符"/>
-    <w:basedOn w:val="a0"/>
-    <w:link w:val="a7"/>
-    <w:uiPriority w:val="29"/>
-    <w:rsid w:val="005F7CA9"/>
-    <w:rPr>
-      <w:i/>
-      <w:iCs/>
-      <w:color w:val="404040" w:themeColor="text1" w:themeTint="BF"/>
-    </w:rPr>
-  </w:style>
-  <w:style w:type="paragraph" w:styleId="a9">
-    <w:name w:val="List Paragraph"/>
-    <w:basedOn w:val="a"/>
-    <w:uiPriority w:val="34"/>
-    <w:qFormat/>
-    <w:rsid w:val="005F7CA9"/>
-    <w:pPr>
-      <w:ind w:left="720"/>
-      <w:contextualSpacing/>
-    </w:pPr>
-  </w:style>
-  <w:style w:type="character" w:styleId="aa">
-    <w:name w:val="Intense Emphasis"/>
-    <w:basedOn w:val="a0"/>
-    <w:uiPriority w:val="21"/>
-    <w:qFormat/>
-    <w:rsid w:val="005F7CA9"/>
-    <w:rPr>
-      <w:i/>
-      <w:iCs/>
-      <w:color w:val="0F4761" w:themeColor="accent1" w:themeShade="BF"/>
-    </w:rPr>
-  </w:style>
-  <w:style w:type="paragraph" w:styleId="ab">
-    <w:name w:val="Intense Quote"/>
-    <w:basedOn w:val="a"/>
-    <w:next w:val="a"/>
-    <w:link w:val="ac"/>
-    <w:uiPriority w:val="30"/>
-    <w:qFormat/>
-    <w:rsid w:val="005F7CA9"/>
-    <w:pPr>
-      <w:pBdr>
-        <w:top w:val="single" w:sz="4" w:space="10" w:color="0F4761" w:themeColor="accent1" w:themeShade="BF"/>
-        <w:bottom w:val="single" w:sz="4" w:space="10" w:color="0F4761" w:themeColor="accent1" w:themeShade="BF"/>
-      </w:pBdr>
-      <w:spacing w:before="360" w:after="360"/>
-      <w:ind w:left="864" w:right="864"/>
-      <w:jc w:val="center"/>
-    </w:pPr>
-    <w:rPr>
-      <w:i/>
-      <w:iCs/>
-      <w:color w:val="0F4761" w:themeColor="accent1" w:themeShade="BF"/>
-    </w:rPr>
-  </w:style>
-  <w:style w:type="character" w:customStyle="1" w:styleId="ac">
-    <w:name w:val="明显引用 字符"/>
-    <w:basedOn w:val="a0"/>
-    <w:link w:val="ab"/>
-    <w:uiPriority w:val="30"/>
-    <w:rsid w:val="005F7CA9"/>
-    <w:rPr>
-      <w:i/>
-      <w:iCs/>
-      <w:color w:val="0F4761" w:themeColor="accent1" w:themeShade="BF"/>
-    </w:rPr>
-  </w:style>
-  <w:style w:type="character" w:styleId="ad">
-    <w:name w:val="Intense Reference"/>
-    <w:basedOn w:val="a0"/>
-    <w:uiPriority w:val="32"/>
-    <w:qFormat/>
-    <w:rsid w:val="005F7CA9"/>
+    <w:rsid w:val="000C7522"/>
     <w:rPr>
       <w:b/>
       <w:bCs/>
-      <w:smallCaps/>
-      <w:color w:val="0F4761" w:themeColor="accent1" w:themeShade="BF"/>
-      <w:spacing w:val="5"/>
+      <w:kern w:val="28"/>
+      <w:sz w:val="32"/>
+      <w:szCs w:val="32"/>
     </w:rPr>
   </w:style>
-  <w:style w:type="table" w:styleId="ae">
+  <w:style w:type="table" w:customStyle="1" w:styleId="a8">
+    <w:name w:val="无边框表格"/>
+    <w:basedOn w:val="a1"/>
+    <w:uiPriority w:val="99"/>
+    <w:rsid w:val="00002152"/>
+    <w:tblPr/>
+  </w:style>
+  <w:style w:type="table" w:styleId="a9">
     <w:name w:val="Table Grid"/>
     <w:basedOn w:val="a1"/>
     <w:uiPriority w:val="39"/>
-    <w:rsid w:val="006553C3"/>
-    <w:pPr>
-      <w:spacing w:after="0" w:line="240" w:lineRule="auto"/>
-    </w:pPr>
+    <w:rsid w:val="00363387"/>
     <w:tblPr>
       <w:tblBorders>
         <w:top w:val="single" w:sz="4" w:space="0" w:color="auto"/>
@@ -1383,6 +2171,124 @@
         <w:insideV w:val="single" w:sz="4" w:space="0" w:color="auto"/>
       </w:tblBorders>
     </w:tblPr>
+  </w:style>
+  <w:style w:type="paragraph" w:customStyle="1" w:styleId="Default">
+    <w:name w:val="Default"/>
+    <w:rsid w:val="009610F6"/>
+    <w:pPr>
+      <w:widowControl w:val="0"/>
+      <w:autoSpaceDE w:val="0"/>
+      <w:autoSpaceDN w:val="0"/>
+      <w:adjustRightInd w:val="0"/>
+    </w:pPr>
+    <w:rPr>
+      <w:rFonts w:ascii="宋体" w:cs="宋体"/>
+      <w:color w:val="000000"/>
+      <w:kern w:val="0"/>
+      <w:sz w:val="24"/>
+      <w:szCs w:val="24"/>
+    </w:rPr>
+  </w:style>
+  <w:style w:type="paragraph" w:styleId="aa">
+    <w:name w:val="header"/>
+    <w:basedOn w:val="a"/>
+    <w:link w:val="ab"/>
+    <w:uiPriority w:val="99"/>
+    <w:unhideWhenUsed/>
+    <w:rsid w:val="00C309B6"/>
+    <w:pPr>
+      <w:pBdr>
+        <w:bottom w:val="single" w:sz="6" w:space="1" w:color="auto"/>
+      </w:pBdr>
+      <w:tabs>
+        <w:tab w:val="center" w:pos="4153"/>
+        <w:tab w:val="right" w:pos="8306"/>
+      </w:tabs>
+      <w:snapToGrid w:val="0"/>
+      <w:spacing w:line="240" w:lineRule="auto"/>
+      <w:jc w:val="center"/>
+    </w:pPr>
+    <w:rPr>
+      <w:sz w:val="18"/>
+      <w:szCs w:val="18"/>
+    </w:rPr>
+  </w:style>
+  <w:style w:type="character" w:customStyle="1" w:styleId="ab">
+    <w:name w:val="页眉 字符"/>
+    <w:basedOn w:val="a0"/>
+    <w:link w:val="aa"/>
+    <w:uiPriority w:val="99"/>
+    <w:rsid w:val="00C309B6"/>
+    <w:rPr>
+      <w:rFonts w:cstheme="majorBidi"/>
+      <w:bCs/>
+      <w:sz w:val="18"/>
+      <w:szCs w:val="18"/>
+    </w:rPr>
+  </w:style>
+  <w:style w:type="paragraph" w:styleId="ac">
+    <w:name w:val="footer"/>
+    <w:basedOn w:val="a"/>
+    <w:link w:val="ad"/>
+    <w:uiPriority w:val="99"/>
+    <w:unhideWhenUsed/>
+    <w:rsid w:val="00C309B6"/>
+    <w:pPr>
+      <w:tabs>
+        <w:tab w:val="center" w:pos="4153"/>
+        <w:tab w:val="right" w:pos="8306"/>
+      </w:tabs>
+      <w:snapToGrid w:val="0"/>
+      <w:spacing w:line="240" w:lineRule="auto"/>
+      <w:jc w:val="left"/>
+    </w:pPr>
+    <w:rPr>
+      <w:sz w:val="18"/>
+      <w:szCs w:val="18"/>
+    </w:rPr>
+  </w:style>
+  <w:style w:type="character" w:customStyle="1" w:styleId="ad">
+    <w:name w:val="页脚 字符"/>
+    <w:basedOn w:val="a0"/>
+    <w:link w:val="ac"/>
+    <w:uiPriority w:val="99"/>
+    <w:rsid w:val="00C309B6"/>
+    <w:rPr>
+      <w:rFonts w:cstheme="majorBidi"/>
+      <w:bCs/>
+      <w:sz w:val="18"/>
+      <w:szCs w:val="18"/>
+    </w:rPr>
+  </w:style>
+  <w:style w:type="paragraph" w:styleId="ae">
+    <w:name w:val="Balloon Text"/>
+    <w:basedOn w:val="a"/>
+    <w:link w:val="af"/>
+    <w:uiPriority w:val="99"/>
+    <w:semiHidden/>
+    <w:unhideWhenUsed/>
+    <w:rsid w:val="00890CBC"/>
+    <w:pPr>
+      <w:spacing w:line="240" w:lineRule="auto"/>
+    </w:pPr>
+    <w:rPr>
+      <w:sz w:val="18"/>
+      <w:szCs w:val="18"/>
+    </w:rPr>
+  </w:style>
+  <w:style w:type="character" w:customStyle="1" w:styleId="af">
+    <w:name w:val="批注框文本 字符"/>
+    <w:basedOn w:val="a0"/>
+    <w:link w:val="ae"/>
+    <w:uiPriority w:val="99"/>
+    <w:semiHidden/>
+    <w:rsid w:val="00890CBC"/>
+    <w:rPr>
+      <w:rFonts w:cstheme="majorBidi"/>
+      <w:bCs/>
+      <w:sz w:val="18"/>
+      <w:szCs w:val="18"/>
+    </w:rPr>
   </w:style>
 </w:styles>
 </file>
@@ -1398,39 +2304,39 @@
         <a:sysClr val="window" lastClr="FFFFFF"/>
       </a:lt1>
       <a:dk2>
-        <a:srgbClr val="0E2841"/>
+        <a:srgbClr val="44546A"/>
       </a:dk2>
       <a:lt2>
-        <a:srgbClr val="E8E8E8"/>
+        <a:srgbClr val="E7E6E6"/>
       </a:lt2>
       <a:accent1>
-        <a:srgbClr val="156082"/>
+        <a:srgbClr val="4472C4"/>
       </a:accent1>
       <a:accent2>
-        <a:srgbClr val="E97132"/>
+        <a:srgbClr val="ED7D31"/>
       </a:accent2>
       <a:accent3>
-        <a:srgbClr val="196B24"/>
+        <a:srgbClr val="A5A5A5"/>
       </a:accent3>
       <a:accent4>
-        <a:srgbClr val="0F9ED5"/>
+        <a:srgbClr val="FFC000"/>
       </a:accent4>
       <a:accent5>
-        <a:srgbClr val="A02B93"/>
+        <a:srgbClr val="5B9BD5"/>
       </a:accent5>
       <a:accent6>
-        <a:srgbClr val="4EA72E"/>
+        <a:srgbClr val="70AD47"/>
       </a:accent6>
       <a:hlink>
-        <a:srgbClr val="467886"/>
+        <a:srgbClr val="0563C1"/>
       </a:hlink>
       <a:folHlink>
-        <a:srgbClr val="96607D"/>
+        <a:srgbClr val="954F72"/>
       </a:folHlink>
     </a:clrScheme>
     <a:fontScheme name="Office">
       <a:majorFont>
-        <a:latin typeface="等线 Light" panose="02110004020202020204"/>
+        <a:latin typeface="等线 Light" panose="020F0302020204030204"/>
         <a:ea typeface=""/>
         <a:cs typeface=""/>
         <a:font script="Jpan" typeface="游ゴシック Light"/>
@@ -1482,7 +2388,7 @@
         <a:font script="Tfng" typeface="Ebrima"/>
       </a:majorFont>
       <a:minorFont>
-        <a:latin typeface="等线" panose="02110004020202020204"/>
+        <a:latin typeface="等线" panose="020F0502020204030204"/>
         <a:ea typeface=""/>
         <a:cs typeface=""/>
         <a:font script="Jpan" typeface="游明朝"/>
@@ -1676,7 +2582,7 @@
   <a:extraClrSchemeLst/>
   <a:extLst>
     <a:ext uri="{05A4C25C-085E-4340-85A3-A5531E510DB2}">
-      <thm15:themeFamily xmlns:thm15="http://schemas.microsoft.com/office/thememl/2012/main" name="Office Theme" id="{2E142A2C-CD16-42D6-873A-C26D2A0506FA}" vid="{1BDDFF52-6CD6-40A5-AB3C-68EB2F1E4D0A}"/>
+      <thm15:themeFamily xmlns:thm15="http://schemas.microsoft.com/office/thememl/2012/main" name="Office Theme" id="{62F939B6-93AF-4DB8-9C6B-D6C7DFDC589F}" vid="{4A3C46E8-61CC-4603-A589-7422A47A8E4A}"/>
     </a:ext>
   </a:extLst>
 </a:theme>

--- a/fixtures/templates/sample.docx
+++ b/fixtures/templates/sample.docx
@@ -669,6 +669,82 @@
               </w:rPr>
               <w:t>证明人</w:t>
             </w:r>
+          </w:p>
+        </w:tc>
+      </w:tr>
+      <w:tr>
+        <w:trPr>
+          <w:trHeight w:val="737"/>
+        </w:trPr>
+        <w:tc>
+          <w:tcPr>
+            <w:tcW w:w="1402" w:type="dxa"/>
+            <w:vMerge/>
+            <w:vAlign w:val="center"/>
+          </w:tcPr>
+          <w:p>
+            <w:pPr>
+              <w:spacing w:line="240" w:lineRule="auto"/>
+              <w:ind w:firstLineChars="0" w:firstLine="0"/>
+              <w:jc w:val="center"/>
+              <w:rPr>
+                <w:sz w:val="28"/>
+                <w:szCs w:val="28"/>
+              </w:rPr>
+            </w:pPr>
+          </w:p>
+        </w:tc>
+        <w:tc>
+          <w:tcPr>
+            <w:tcW w:w="2279" w:type="dxa"/>
+            <w:gridSpan w:val="2"/>
+            <w:vAlign w:val="center"/>
+          </w:tcPr>
+          <w:p>
+            <w:pPr>
+              <w:spacing w:line="240" w:lineRule="auto"/>
+              <w:ind w:firstLineChars="0" w:firstLine="0"/>
+              <w:jc w:val="center"/>
+              <w:rPr>
+                <w:sz w:val="28"/>
+                <w:szCs w:val="28"/>
+              </w:rPr>
+            </w:pPr>
+          </w:p>
+        </w:tc>
+        <w:tc>
+          <w:tcPr>
+            <w:tcW w:w="5235" w:type="dxa"/>
+            <w:gridSpan w:val="5"/>
+            <w:vAlign w:val="center"/>
+          </w:tcPr>
+          <w:p>
+            <w:pPr>
+              <w:spacing w:line="240" w:lineRule="auto"/>
+              <w:ind w:firstLineChars="0" w:firstLine="0"/>
+              <w:jc w:val="center"/>
+              <w:rPr>
+                <w:sz w:val="28"/>
+                <w:szCs w:val="28"/>
+              </w:rPr>
+            </w:pPr>
+          </w:p>
+        </w:tc>
+        <w:tc>
+          <w:tcPr>
+            <w:tcW w:w="1852" w:type="dxa"/>
+            <w:vAlign w:val="center"/>
+          </w:tcPr>
+          <w:p>
+            <w:pPr>
+              <w:spacing w:line="240" w:lineRule="auto"/>
+              <w:ind w:firstLineChars="0" w:firstLine="0"/>
+              <w:jc w:val="center"/>
+              <w:rPr>
+                <w:sz w:val="28"/>
+                <w:szCs w:val="28"/>
+              </w:rPr>
+            </w:pPr>
           </w:p>
         </w:tc>
       </w:tr>

--- a/fixtures/templates/sample.docx
+++ b/fixtures/templates/sample.docx
@@ -979,7 +979,7 @@
       <w:tr>
         <w:trPr>
           <w:cantSplit/>
-          <w:trHeight w:val="2835"/>
+          <w:trHeight w:val="1715"/>
         </w:trPr>
         <w:tc>
           <w:tcPr>
@@ -1016,9 +1016,10 @@
           <w:p>
             <w:pPr>
               <w:spacing w:line="240" w:lineRule="auto"/>
-              <w:ind w:firstLine="560"/>
-              <w:jc w:val="center"/>
-              <w:rPr>
+              <w:ind w:firstLineChars="0" w:firstLine="0"/>
+              <w:jc w:val="center"/>
+              <w:rPr>
+                <w:rFonts w:hint="eastAsia"/>
                 <w:sz w:val="28"/>
                 <w:szCs w:val="28"/>
               </w:rPr>
@@ -1053,7 +1054,23 @@
                 <w:sz w:val="28"/>
                 <w:szCs w:val="28"/>
               </w:rPr>
-              <w:t>学习与科研成果</w:t>
+              <w:t>学习与</w:t>
+            </w:r>
+            <w:r>
+              <w:rPr>
+                <w:rFonts w:hint="eastAsia"/>
+                <w:sz w:val="28"/>
+                <w:szCs w:val="28"/>
+              </w:rPr>
+              <w:t>工作</w:t>
+            </w:r>
+            <w:r>
+              <w:rPr>
+                <w:rFonts w:hint="eastAsia"/>
+                <w:sz w:val="28"/>
+                <w:szCs w:val="28"/>
+              </w:rPr>
+              <w:t>成果</w:t>
             </w:r>
           </w:p>
         </w:tc>
@@ -1103,7 +1120,7 @@
                 <w:sz w:val="28"/>
                 <w:szCs w:val="28"/>
               </w:rPr>
-              <w:t>工作技能</w:t>
+              <w:t>奖惩情况</w:t>
             </w:r>
           </w:p>
         </w:tc>
